--- a/resources/btec-business-unit-3-income-statement-florist/BTEC-Business-Unit-3-Income-Statement-Florist-Teacher.docx
+++ b/resources/btec-business-unit-3-income-statement-florist/BTEC-Business-Unit-3-Income-Statement-Florist-Teacher.docx
@@ -66,13 +66,13 @@
         <w:tc>
           <w:tcPr>
             <w:tcW w:type="dxa" w:w="4264"/>
-            <w:shd w:fill="142D40"/>
             <w:tcBorders>
               <w:top w:val="single" w:sz="4" w:color="D9D9D9"/>
               <w:bottom w:val="single" w:sz="4" w:color="D9D9D9"/>
               <w:left w:val="single" w:sz="4" w:color="D9D9D9"/>
               <w:right w:val="single" w:sz="4" w:color="D9D9D9"/>
             </w:tcBorders>
+            <w:shd w:fill="142D40"/>
             <w:tcMar>
               <w:top w:w="85" w:type="dxa"/>
               <w:bottom w:w="85" w:type="dxa"/>
@@ -97,13 +97,13 @@
         <w:tc>
           <w:tcPr>
             <w:tcW w:type="dxa" w:w="1218"/>
-            <w:shd w:fill="142D40"/>
             <w:tcBorders>
               <w:top w:val="single" w:sz="4" w:color="D9D9D9"/>
               <w:bottom w:val="single" w:sz="4" w:color="D9D9D9"/>
               <w:left w:val="single" w:sz="4" w:color="D9D9D9"/>
               <w:right w:val="single" w:sz="4" w:color="D9D9D9"/>
             </w:tcBorders>
+            <w:shd w:fill="142D40"/>
             <w:tcMar>
               <w:top w:w="85" w:type="dxa"/>
               <w:bottom w:w="85" w:type="dxa"/>
@@ -128,13 +128,13 @@
         <w:tc>
           <w:tcPr>
             <w:tcW w:type="dxa" w:w="4670"/>
-            <w:shd w:fill="142D40"/>
             <w:tcBorders>
               <w:top w:val="single" w:sz="4" w:color="D9D9D9"/>
               <w:bottom w:val="single" w:sz="4" w:color="D9D9D9"/>
               <w:left w:val="single" w:sz="4" w:color="D9D9D9"/>
               <w:right w:val="single" w:sz="4" w:color="D9D9D9"/>
             </w:tcBorders>
+            <w:shd w:fill="142D40"/>
             <w:tcMar>
               <w:top w:w="85" w:type="dxa"/>
               <w:bottom w:w="85" w:type="dxa"/>
@@ -161,13 +161,13 @@
         <w:tc>
           <w:tcPr>
             <w:tcW w:type="dxa" w:w="4264"/>
-            <w:shd w:fill="FFFFFF"/>
             <w:tcBorders>
               <w:top w:val="single" w:sz="4" w:color="D9D9D9"/>
               <w:bottom w:val="single" w:sz="4" w:color="D9D9D9"/>
               <w:left w:val="single" w:sz="4" w:color="D9D9D9"/>
               <w:right w:val="single" w:sz="4" w:color="D9D9D9"/>
             </w:tcBorders>
+            <w:shd w:fill="FFFFFF"/>
             <w:tcMar>
               <w:top w:w="85" w:type="dxa"/>
               <w:bottom w:w="85" w:type="dxa"/>
@@ -192,13 +192,13 @@
         <w:tc>
           <w:tcPr>
             <w:tcW w:type="dxa" w:w="1218"/>
-            <w:shd w:fill="FFFFFF"/>
             <w:tcBorders>
               <w:top w:val="single" w:sz="4" w:color="D9D9D9"/>
               <w:bottom w:val="single" w:sz="4" w:color="D9D9D9"/>
               <w:left w:val="single" w:sz="4" w:color="D9D9D9"/>
               <w:right w:val="single" w:sz="4" w:color="D9D9D9"/>
             </w:tcBorders>
+            <w:shd w:fill="FFFFFF"/>
             <w:tcMar>
               <w:top w:w="85" w:type="dxa"/>
               <w:bottom w:w="85" w:type="dxa"/>
@@ -223,13 +223,13 @@
         <w:tc>
           <w:tcPr>
             <w:tcW w:type="dxa" w:w="4670"/>
-            <w:shd w:fill="FFFFFF"/>
             <w:tcBorders>
               <w:top w:val="single" w:sz="4" w:color="D9D9D9"/>
               <w:bottom w:val="single" w:sz="4" w:color="D9D9D9"/>
               <w:left w:val="single" w:sz="4" w:color="D9D9D9"/>
               <w:right w:val="single" w:sz="4" w:color="D9D9D9"/>
             </w:tcBorders>
+            <w:shd w:fill="FFFFFF"/>
             <w:tcMar>
               <w:top w:w="85" w:type="dxa"/>
               <w:bottom w:w="85" w:type="dxa"/>
@@ -256,13 +256,13 @@
         <w:tc>
           <w:tcPr>
             <w:tcW w:type="dxa" w:w="4264"/>
-            <w:shd w:fill="F1F5F7"/>
             <w:tcBorders>
               <w:top w:val="single" w:sz="4" w:color="D9D9D9"/>
               <w:bottom w:val="single" w:sz="4" w:color="D9D9D9"/>
               <w:left w:val="single" w:sz="4" w:color="D9D9D9"/>
               <w:right w:val="single" w:sz="4" w:color="D9D9D9"/>
             </w:tcBorders>
+            <w:shd w:fill="F1F5F7"/>
             <w:tcMar>
               <w:top w:w="85" w:type="dxa"/>
               <w:bottom w:w="85" w:type="dxa"/>
@@ -287,13 +287,13 @@
         <w:tc>
           <w:tcPr>
             <w:tcW w:type="dxa" w:w="1218"/>
-            <w:shd w:fill="F1F5F7"/>
             <w:tcBorders>
               <w:top w:val="single" w:sz="4" w:color="D9D9D9"/>
               <w:bottom w:val="single" w:sz="4" w:color="D9D9D9"/>
               <w:left w:val="single" w:sz="4" w:color="D9D9D9"/>
               <w:right w:val="single" w:sz="4" w:color="D9D9D9"/>
             </w:tcBorders>
+            <w:shd w:fill="F1F5F7"/>
             <w:tcMar>
               <w:top w:w="85" w:type="dxa"/>
               <w:bottom w:w="85" w:type="dxa"/>
@@ -318,13 +318,13 @@
         <w:tc>
           <w:tcPr>
             <w:tcW w:type="dxa" w:w="4670"/>
-            <w:shd w:fill="F1F5F7"/>
             <w:tcBorders>
               <w:top w:val="single" w:sz="4" w:color="D9D9D9"/>
               <w:bottom w:val="single" w:sz="4" w:color="D9D9D9"/>
               <w:left w:val="single" w:sz="4" w:color="D9D9D9"/>
               <w:right w:val="single" w:sz="4" w:color="D9D9D9"/>
             </w:tcBorders>
+            <w:shd w:fill="F1F5F7"/>
             <w:tcMar>
               <w:top w:w="85" w:type="dxa"/>
               <w:bottom w:w="85" w:type="dxa"/>
@@ -351,13 +351,13 @@
         <w:tc>
           <w:tcPr>
             <w:tcW w:type="dxa" w:w="4264"/>
-            <w:shd w:fill="FFFFFF"/>
             <w:tcBorders>
               <w:top w:val="single" w:sz="4" w:color="D9D9D9"/>
               <w:bottom w:val="single" w:sz="4" w:color="D9D9D9"/>
               <w:left w:val="single" w:sz="4" w:color="D9D9D9"/>
               <w:right w:val="single" w:sz="4" w:color="D9D9D9"/>
             </w:tcBorders>
+            <w:shd w:fill="FFFFFF"/>
             <w:tcMar>
               <w:top w:w="85" w:type="dxa"/>
               <w:bottom w:w="85" w:type="dxa"/>
@@ -382,13 +382,13 @@
         <w:tc>
           <w:tcPr>
             <w:tcW w:type="dxa" w:w="1218"/>
-            <w:shd w:fill="FFFFFF"/>
             <w:tcBorders>
               <w:top w:val="single" w:sz="4" w:color="D9D9D9"/>
               <w:bottom w:val="single" w:sz="4" w:color="D9D9D9"/>
               <w:left w:val="single" w:sz="4" w:color="D9D9D9"/>
               <w:right w:val="single" w:sz="4" w:color="D9D9D9"/>
             </w:tcBorders>
+            <w:shd w:fill="FFFFFF"/>
             <w:tcMar>
               <w:top w:w="85" w:type="dxa"/>
               <w:bottom w:w="85" w:type="dxa"/>
@@ -413,13 +413,13 @@
         <w:tc>
           <w:tcPr>
             <w:tcW w:type="dxa" w:w="4670"/>
-            <w:shd w:fill="FFFFFF"/>
             <w:tcBorders>
               <w:top w:val="single" w:sz="4" w:color="D9D9D9"/>
               <w:bottom w:val="single" w:sz="4" w:color="D9D9D9"/>
               <w:left w:val="single" w:sz="4" w:color="D9D9D9"/>
               <w:right w:val="single" w:sz="4" w:color="D9D9D9"/>
             </w:tcBorders>
+            <w:shd w:fill="FFFFFF"/>
             <w:tcMar>
               <w:top w:w="85" w:type="dxa"/>
               <w:bottom w:w="85" w:type="dxa"/>
@@ -446,13 +446,13 @@
         <w:tc>
           <w:tcPr>
             <w:tcW w:type="dxa" w:w="4264"/>
-            <w:shd w:fill="F1F5F7"/>
             <w:tcBorders>
               <w:top w:val="single" w:sz="4" w:color="D9D9D9"/>
               <w:bottom w:val="single" w:sz="4" w:color="D9D9D9"/>
               <w:left w:val="single" w:sz="4" w:color="D9D9D9"/>
               <w:right w:val="single" w:sz="4" w:color="D9D9D9"/>
             </w:tcBorders>
+            <w:shd w:fill="F1F5F7"/>
             <w:tcMar>
               <w:top w:w="85" w:type="dxa"/>
               <w:bottom w:w="85" w:type="dxa"/>
@@ -477,13 +477,13 @@
         <w:tc>
           <w:tcPr>
             <w:tcW w:type="dxa" w:w="1218"/>
-            <w:shd w:fill="F1F5F7"/>
             <w:tcBorders>
               <w:top w:val="single" w:sz="4" w:color="D9D9D9"/>
               <w:bottom w:val="single" w:sz="4" w:color="D9D9D9"/>
               <w:left w:val="single" w:sz="4" w:color="D9D9D9"/>
               <w:right w:val="single" w:sz="4" w:color="D9D9D9"/>
             </w:tcBorders>
+            <w:shd w:fill="F1F5F7"/>
             <w:tcMar>
               <w:top w:w="85" w:type="dxa"/>
               <w:bottom w:w="85" w:type="dxa"/>
@@ -508,13 +508,13 @@
         <w:tc>
           <w:tcPr>
             <w:tcW w:type="dxa" w:w="4670"/>
-            <w:shd w:fill="F1F5F7"/>
             <w:tcBorders>
               <w:top w:val="single" w:sz="4" w:color="D9D9D9"/>
               <w:bottom w:val="single" w:sz="4" w:color="D9D9D9"/>
               <w:left w:val="single" w:sz="4" w:color="D9D9D9"/>
               <w:right w:val="single" w:sz="4" w:color="D9D9D9"/>
             </w:tcBorders>
+            <w:shd w:fill="F1F5F7"/>
             <w:tcMar>
               <w:top w:w="85" w:type="dxa"/>
               <w:bottom w:w="85" w:type="dxa"/>
@@ -541,13 +541,13 @@
         <w:tc>
           <w:tcPr>
             <w:tcW w:type="dxa" w:w="4264"/>
-            <w:shd w:fill="FFFFFF"/>
             <w:tcBorders>
               <w:top w:val="single" w:sz="4" w:color="D9D9D9"/>
               <w:bottom w:val="single" w:sz="4" w:color="D9D9D9"/>
               <w:left w:val="single" w:sz="4" w:color="D9D9D9"/>
               <w:right w:val="single" w:sz="4" w:color="D9D9D9"/>
             </w:tcBorders>
+            <w:shd w:fill="FFFFFF"/>
             <w:tcMar>
               <w:top w:w="85" w:type="dxa"/>
               <w:bottom w:w="85" w:type="dxa"/>
@@ -572,13 +572,13 @@
         <w:tc>
           <w:tcPr>
             <w:tcW w:type="dxa" w:w="1218"/>
-            <w:shd w:fill="FFFFFF"/>
             <w:tcBorders>
               <w:top w:val="single" w:sz="4" w:color="D9D9D9"/>
               <w:bottom w:val="single" w:sz="4" w:color="D9D9D9"/>
               <w:left w:val="single" w:sz="4" w:color="D9D9D9"/>
               <w:right w:val="single" w:sz="4" w:color="D9D9D9"/>
             </w:tcBorders>
+            <w:shd w:fill="FFFFFF"/>
             <w:tcMar>
               <w:top w:w="85" w:type="dxa"/>
               <w:bottom w:w="85" w:type="dxa"/>
@@ -603,13 +603,13 @@
         <w:tc>
           <w:tcPr>
             <w:tcW w:type="dxa" w:w="4670"/>
-            <w:shd w:fill="FFFFFF"/>
             <w:tcBorders>
               <w:top w:val="single" w:sz="4" w:color="D9D9D9"/>
               <w:bottom w:val="single" w:sz="4" w:color="D9D9D9"/>
               <w:left w:val="single" w:sz="4" w:color="D9D9D9"/>
               <w:right w:val="single" w:sz="4" w:color="D9D9D9"/>
             </w:tcBorders>
+            <w:shd w:fill="FFFFFF"/>
             <w:tcMar>
               <w:top w:w="85" w:type="dxa"/>
               <w:bottom w:w="85" w:type="dxa"/>
@@ -636,13 +636,13 @@
         <w:tc>
           <w:tcPr>
             <w:tcW w:type="dxa" w:w="4264"/>
-            <w:shd w:fill="F1F5F7"/>
             <w:tcBorders>
               <w:top w:val="single" w:sz="4" w:color="D9D9D9"/>
               <w:bottom w:val="single" w:sz="4" w:color="D9D9D9"/>
               <w:left w:val="single" w:sz="4" w:color="D9D9D9"/>
               <w:right w:val="single" w:sz="4" w:color="D9D9D9"/>
             </w:tcBorders>
+            <w:shd w:fill="F1F5F7"/>
             <w:tcMar>
               <w:top w:w="85" w:type="dxa"/>
               <w:bottom w:w="85" w:type="dxa"/>
@@ -667,13 +667,13 @@
         <w:tc>
           <w:tcPr>
             <w:tcW w:type="dxa" w:w="1218"/>
-            <w:shd w:fill="F1F5F7"/>
             <w:tcBorders>
               <w:top w:val="single" w:sz="4" w:color="D9D9D9"/>
               <w:bottom w:val="single" w:sz="4" w:color="D9D9D9"/>
               <w:left w:val="single" w:sz="4" w:color="D9D9D9"/>
               <w:right w:val="single" w:sz="4" w:color="D9D9D9"/>
             </w:tcBorders>
+            <w:shd w:fill="F1F5F7"/>
             <w:tcMar>
               <w:top w:w="85" w:type="dxa"/>
               <w:bottom w:w="85" w:type="dxa"/>
@@ -698,13 +698,13 @@
         <w:tc>
           <w:tcPr>
             <w:tcW w:type="dxa" w:w="4670"/>
-            <w:shd w:fill="F1F5F7"/>
             <w:tcBorders>
               <w:top w:val="single" w:sz="4" w:color="D9D9D9"/>
               <w:bottom w:val="single" w:sz="4" w:color="D9D9D9"/>
               <w:left w:val="single" w:sz="4" w:color="D9D9D9"/>
               <w:right w:val="single" w:sz="4" w:color="D9D9D9"/>
             </w:tcBorders>
+            <w:shd w:fill="F1F5F7"/>
             <w:tcMar>
               <w:top w:w="85" w:type="dxa"/>
               <w:bottom w:w="85" w:type="dxa"/>
@@ -731,13 +731,13 @@
         <w:tc>
           <w:tcPr>
             <w:tcW w:type="dxa" w:w="4264"/>
-            <w:shd w:fill="FFFFFF"/>
             <w:tcBorders>
               <w:top w:val="single" w:sz="4" w:color="D9D9D9"/>
               <w:bottom w:val="single" w:sz="4" w:color="D9D9D9"/>
               <w:left w:val="single" w:sz="4" w:color="D9D9D9"/>
               <w:right w:val="single" w:sz="4" w:color="D9D9D9"/>
             </w:tcBorders>
+            <w:shd w:fill="FFFFFF"/>
             <w:tcMar>
               <w:top w:w="85" w:type="dxa"/>
               <w:bottom w:w="85" w:type="dxa"/>
@@ -762,13 +762,13 @@
         <w:tc>
           <w:tcPr>
             <w:tcW w:type="dxa" w:w="1218"/>
-            <w:shd w:fill="FFFFFF"/>
             <w:tcBorders>
               <w:top w:val="single" w:sz="4" w:color="D9D9D9"/>
               <w:bottom w:val="single" w:sz="4" w:color="D9D9D9"/>
               <w:left w:val="single" w:sz="4" w:color="D9D9D9"/>
               <w:right w:val="single" w:sz="4" w:color="D9D9D9"/>
             </w:tcBorders>
+            <w:shd w:fill="FFFFFF"/>
             <w:tcMar>
               <w:top w:w="85" w:type="dxa"/>
               <w:bottom w:w="85" w:type="dxa"/>
@@ -793,13 +793,13 @@
         <w:tc>
           <w:tcPr>
             <w:tcW w:type="dxa" w:w="4670"/>
-            <w:shd w:fill="FFFFFF"/>
             <w:tcBorders>
               <w:top w:val="single" w:sz="4" w:color="D9D9D9"/>
               <w:bottom w:val="single" w:sz="4" w:color="D9D9D9"/>
               <w:left w:val="single" w:sz="4" w:color="D9D9D9"/>
               <w:right w:val="single" w:sz="4" w:color="D9D9D9"/>
             </w:tcBorders>
+            <w:shd w:fill="FFFFFF"/>
             <w:tcMar>
               <w:top w:w="85" w:type="dxa"/>
               <w:bottom w:w="85" w:type="dxa"/>
@@ -826,13 +826,13 @@
         <w:tc>
           <w:tcPr>
             <w:tcW w:type="dxa" w:w="4264"/>
-            <w:shd w:fill="F1F5F7"/>
             <w:tcBorders>
               <w:top w:val="single" w:sz="4" w:color="D9D9D9"/>
               <w:bottom w:val="single" w:sz="4" w:color="D9D9D9"/>
               <w:left w:val="single" w:sz="4" w:color="D9D9D9"/>
               <w:right w:val="single" w:sz="4" w:color="D9D9D9"/>
             </w:tcBorders>
+            <w:shd w:fill="F1F5F7"/>
             <w:tcMar>
               <w:top w:w="85" w:type="dxa"/>
               <w:bottom w:w="85" w:type="dxa"/>
@@ -857,13 +857,13 @@
         <w:tc>
           <w:tcPr>
             <w:tcW w:type="dxa" w:w="1218"/>
-            <w:shd w:fill="F1F5F7"/>
             <w:tcBorders>
               <w:top w:val="single" w:sz="4" w:color="D9D9D9"/>
               <w:bottom w:val="single" w:sz="4" w:color="D9D9D9"/>
               <w:left w:val="single" w:sz="4" w:color="D9D9D9"/>
               <w:right w:val="single" w:sz="4" w:color="D9D9D9"/>
             </w:tcBorders>
+            <w:shd w:fill="F1F5F7"/>
             <w:tcMar>
               <w:top w:w="85" w:type="dxa"/>
               <w:bottom w:w="85" w:type="dxa"/>
@@ -888,13 +888,13 @@
         <w:tc>
           <w:tcPr>
             <w:tcW w:type="dxa" w:w="4670"/>
-            <w:shd w:fill="F1F5F7"/>
             <w:tcBorders>
               <w:top w:val="single" w:sz="4" w:color="D9D9D9"/>
               <w:bottom w:val="single" w:sz="4" w:color="D9D9D9"/>
               <w:left w:val="single" w:sz="4" w:color="D9D9D9"/>
               <w:right w:val="single" w:sz="4" w:color="D9D9D9"/>
             </w:tcBorders>
+            <w:shd w:fill="F1F5F7"/>
             <w:tcMar>
               <w:top w:w="85" w:type="dxa"/>
               <w:bottom w:w="85" w:type="dxa"/>
@@ -921,13 +921,13 @@
         <w:tc>
           <w:tcPr>
             <w:tcW w:type="dxa" w:w="4264"/>
-            <w:shd w:fill="FFFFFF"/>
             <w:tcBorders>
               <w:top w:val="single" w:sz="4" w:color="D9D9D9"/>
               <w:bottom w:val="single" w:sz="4" w:color="D9D9D9"/>
               <w:left w:val="single" w:sz="4" w:color="D9D9D9"/>
               <w:right w:val="single" w:sz="4" w:color="D9D9D9"/>
             </w:tcBorders>
+            <w:shd w:fill="FFFFFF"/>
             <w:tcMar>
               <w:top w:w="85" w:type="dxa"/>
               <w:bottom w:w="85" w:type="dxa"/>
@@ -952,13 +952,13 @@
         <w:tc>
           <w:tcPr>
             <w:tcW w:type="dxa" w:w="1218"/>
-            <w:shd w:fill="FFFFFF"/>
             <w:tcBorders>
               <w:top w:val="single" w:sz="4" w:color="D9D9D9"/>
               <w:bottom w:val="single" w:sz="4" w:color="D9D9D9"/>
               <w:left w:val="single" w:sz="4" w:color="D9D9D9"/>
               <w:right w:val="single" w:sz="4" w:color="D9D9D9"/>
             </w:tcBorders>
+            <w:shd w:fill="FFFFFF"/>
             <w:tcMar>
               <w:top w:w="85" w:type="dxa"/>
               <w:bottom w:w="85" w:type="dxa"/>
@@ -983,13 +983,13 @@
         <w:tc>
           <w:tcPr>
             <w:tcW w:type="dxa" w:w="4670"/>
-            <w:shd w:fill="FFFFFF"/>
             <w:tcBorders>
               <w:top w:val="single" w:sz="4" w:color="D9D9D9"/>
               <w:bottom w:val="single" w:sz="4" w:color="D9D9D9"/>
               <w:left w:val="single" w:sz="4" w:color="D9D9D9"/>
               <w:right w:val="single" w:sz="4" w:color="D9D9D9"/>
             </w:tcBorders>
+            <w:shd w:fill="FFFFFF"/>
             <w:tcMar>
               <w:top w:w="85" w:type="dxa"/>
               <w:bottom w:w="85" w:type="dxa"/>
@@ -1016,13 +1016,13 @@
         <w:tc>
           <w:tcPr>
             <w:tcW w:type="dxa" w:w="4264"/>
-            <w:shd w:fill="F1F5F7"/>
             <w:tcBorders>
               <w:top w:val="single" w:sz="4" w:color="D9D9D9"/>
               <w:bottom w:val="single" w:sz="4" w:color="D9D9D9"/>
               <w:left w:val="single" w:sz="4" w:color="D9D9D9"/>
               <w:right w:val="single" w:sz="4" w:color="D9D9D9"/>
             </w:tcBorders>
+            <w:shd w:fill="F1F5F7"/>
             <w:tcMar>
               <w:top w:w="85" w:type="dxa"/>
               <w:bottom w:w="85" w:type="dxa"/>
@@ -1047,13 +1047,13 @@
         <w:tc>
           <w:tcPr>
             <w:tcW w:type="dxa" w:w="1218"/>
-            <w:shd w:fill="F1F5F7"/>
             <w:tcBorders>
               <w:top w:val="single" w:sz="4" w:color="D9D9D9"/>
               <w:bottom w:val="single" w:sz="4" w:color="D9D9D9"/>
               <w:left w:val="single" w:sz="4" w:color="D9D9D9"/>
               <w:right w:val="single" w:sz="4" w:color="D9D9D9"/>
             </w:tcBorders>
+            <w:shd w:fill="F1F5F7"/>
             <w:tcMar>
               <w:top w:w="85" w:type="dxa"/>
               <w:bottom w:w="85" w:type="dxa"/>
@@ -1078,13 +1078,13 @@
         <w:tc>
           <w:tcPr>
             <w:tcW w:type="dxa" w:w="4670"/>
-            <w:shd w:fill="F1F5F7"/>
             <w:tcBorders>
               <w:top w:val="single" w:sz="4" w:color="D9D9D9"/>
               <w:bottom w:val="single" w:sz="4" w:color="D9D9D9"/>
               <w:left w:val="single" w:sz="4" w:color="D9D9D9"/>
               <w:right w:val="single" w:sz="4" w:color="D9D9D9"/>
             </w:tcBorders>
+            <w:shd w:fill="F1F5F7"/>
             <w:tcMar>
               <w:top w:w="85" w:type="dxa"/>
               <w:bottom w:w="85" w:type="dxa"/>
@@ -1150,13 +1150,13 @@
         <w:tc>
           <w:tcPr>
             <w:tcW w:type="dxa" w:w="4264"/>
-            <w:shd w:fill="142D40"/>
             <w:tcBorders>
               <w:top w:val="single" w:sz="4" w:color="D9D9D9"/>
               <w:bottom w:val="single" w:sz="4" w:color="D9D9D9"/>
               <w:left w:val="single" w:sz="4" w:color="D9D9D9"/>
               <w:right w:val="single" w:sz="4" w:color="D9D9D9"/>
             </w:tcBorders>
+            <w:shd w:fill="142D40"/>
             <w:tcMar>
               <w:top w:w="85" w:type="dxa"/>
               <w:bottom w:w="85" w:type="dxa"/>
@@ -1181,13 +1181,13 @@
         <w:tc>
           <w:tcPr>
             <w:tcW w:type="dxa" w:w="2436"/>
-            <w:shd w:fill="142D40"/>
             <w:tcBorders>
               <w:top w:val="single" w:sz="4" w:color="D9D9D9"/>
               <w:bottom w:val="single" w:sz="4" w:color="D9D9D9"/>
               <w:left w:val="single" w:sz="4" w:color="D9D9D9"/>
               <w:right w:val="single" w:sz="4" w:color="D9D9D9"/>
             </w:tcBorders>
+            <w:shd w:fill="142D40"/>
             <w:tcMar>
               <w:top w:w="85" w:type="dxa"/>
               <w:bottom w:w="85" w:type="dxa"/>
@@ -1212,13 +1212,13 @@
         <w:tc>
           <w:tcPr>
             <w:tcW w:type="dxa" w:w="3452"/>
-            <w:shd w:fill="142D40"/>
             <w:tcBorders>
               <w:top w:val="single" w:sz="4" w:color="D9D9D9"/>
               <w:bottom w:val="single" w:sz="4" w:color="D9D9D9"/>
               <w:left w:val="single" w:sz="4" w:color="D9D9D9"/>
               <w:right w:val="single" w:sz="4" w:color="D9D9D9"/>
             </w:tcBorders>
+            <w:shd w:fill="142D40"/>
             <w:tcMar>
               <w:top w:w="85" w:type="dxa"/>
               <w:bottom w:w="85" w:type="dxa"/>
@@ -1245,13 +1245,13 @@
         <w:tc>
           <w:tcPr>
             <w:tcW w:type="dxa" w:w="4264"/>
-            <w:shd w:fill="FFFFFF"/>
             <w:tcBorders>
               <w:top w:val="single" w:sz="4" w:color="D9D9D9"/>
               <w:bottom w:val="single" w:sz="4" w:color="D9D9D9"/>
               <w:left w:val="single" w:sz="4" w:color="D9D9D9"/>
               <w:right w:val="single" w:sz="4" w:color="D9D9D9"/>
             </w:tcBorders>
+            <w:shd w:fill="FFFFFF"/>
             <w:tcMar>
               <w:top w:w="85" w:type="dxa"/>
               <w:bottom w:w="85" w:type="dxa"/>
@@ -1276,13 +1276,13 @@
         <w:tc>
           <w:tcPr>
             <w:tcW w:type="dxa" w:w="2436"/>
-            <w:shd w:fill="FFFFFF"/>
             <w:tcBorders>
               <w:top w:val="single" w:sz="4" w:color="D9D9D9"/>
               <w:bottom w:val="single" w:sz="4" w:color="D9D9D9"/>
               <w:left w:val="single" w:sz="4" w:color="D9D9D9"/>
               <w:right w:val="single" w:sz="4" w:color="D9D9D9"/>
             </w:tcBorders>
+            <w:shd w:fill="FFFFFF"/>
             <w:tcMar>
               <w:top w:w="85" w:type="dxa"/>
               <w:bottom w:w="85" w:type="dxa"/>
@@ -1307,13 +1307,13 @@
         <w:tc>
           <w:tcPr>
             <w:tcW w:type="dxa" w:w="3452"/>
-            <w:shd w:fill="FFFFFF"/>
             <w:tcBorders>
               <w:top w:val="single" w:sz="4" w:color="D9D9D9"/>
               <w:bottom w:val="single" w:sz="4" w:color="D9D9D9"/>
               <w:left w:val="single" w:sz="4" w:color="D9D9D9"/>
               <w:right w:val="single" w:sz="4" w:color="D9D9D9"/>
             </w:tcBorders>
+            <w:shd w:fill="FFFFFF"/>
             <w:tcMar>
               <w:top w:w="85" w:type="dxa"/>
               <w:bottom w:w="85" w:type="dxa"/>
@@ -1340,13 +1340,13 @@
         <w:tc>
           <w:tcPr>
             <w:tcW w:type="dxa" w:w="4264"/>
-            <w:shd w:fill="F1F5F7"/>
             <w:tcBorders>
               <w:top w:val="single" w:sz="4" w:color="D9D9D9"/>
               <w:bottom w:val="single" w:sz="4" w:color="D9D9D9"/>
               <w:left w:val="single" w:sz="4" w:color="D9D9D9"/>
               <w:right w:val="single" w:sz="4" w:color="D9D9D9"/>
             </w:tcBorders>
+            <w:shd w:fill="F1F5F7"/>
             <w:tcMar>
               <w:top w:w="85" w:type="dxa"/>
               <w:bottom w:w="85" w:type="dxa"/>
@@ -1371,13 +1371,13 @@
         <w:tc>
           <w:tcPr>
             <w:tcW w:type="dxa" w:w="2436"/>
-            <w:shd w:fill="F1F5F7"/>
             <w:tcBorders>
               <w:top w:val="single" w:sz="4" w:color="D9D9D9"/>
               <w:bottom w:val="single" w:sz="4" w:color="D9D9D9"/>
               <w:left w:val="single" w:sz="4" w:color="D9D9D9"/>
               <w:right w:val="single" w:sz="4" w:color="D9D9D9"/>
             </w:tcBorders>
+            <w:shd w:fill="F1F5F7"/>
             <w:tcMar>
               <w:top w:w="85" w:type="dxa"/>
               <w:bottom w:w="85" w:type="dxa"/>
@@ -1402,13 +1402,13 @@
         <w:tc>
           <w:tcPr>
             <w:tcW w:type="dxa" w:w="3452"/>
-            <w:shd w:fill="F1F5F7"/>
             <w:tcBorders>
               <w:top w:val="single" w:sz="4" w:color="D9D9D9"/>
               <w:bottom w:val="single" w:sz="4" w:color="D9D9D9"/>
               <w:left w:val="single" w:sz="4" w:color="D9D9D9"/>
               <w:right w:val="single" w:sz="4" w:color="D9D9D9"/>
             </w:tcBorders>
+            <w:shd w:fill="F1F5F7"/>
             <w:tcMar>
               <w:top w:w="85" w:type="dxa"/>
               <w:bottom w:w="85" w:type="dxa"/>
@@ -1435,13 +1435,13 @@
         <w:tc>
           <w:tcPr>
             <w:tcW w:type="dxa" w:w="4264"/>
-            <w:shd w:fill="FFFFFF"/>
             <w:tcBorders>
               <w:top w:val="single" w:sz="4" w:color="D9D9D9"/>
               <w:bottom w:val="single" w:sz="4" w:color="D9D9D9"/>
               <w:left w:val="single" w:sz="4" w:color="D9D9D9"/>
               <w:right w:val="single" w:sz="4" w:color="D9D9D9"/>
             </w:tcBorders>
+            <w:shd w:fill="FFFFFF"/>
             <w:tcMar>
               <w:top w:w="85" w:type="dxa"/>
               <w:bottom w:w="85" w:type="dxa"/>
@@ -1466,13 +1466,13 @@
         <w:tc>
           <w:tcPr>
             <w:tcW w:type="dxa" w:w="2436"/>
-            <w:shd w:fill="FFFFFF"/>
             <w:tcBorders>
               <w:top w:val="single" w:sz="4" w:color="D9D9D9"/>
               <w:bottom w:val="single" w:sz="4" w:color="D9D9D9"/>
               <w:left w:val="single" w:sz="4" w:color="D9D9D9"/>
               <w:right w:val="single" w:sz="4" w:color="D9D9D9"/>
             </w:tcBorders>
+            <w:shd w:fill="FFFFFF"/>
             <w:tcMar>
               <w:top w:w="85" w:type="dxa"/>
               <w:bottom w:w="85" w:type="dxa"/>
@@ -1497,13 +1497,13 @@
         <w:tc>
           <w:tcPr>
             <w:tcW w:type="dxa" w:w="3452"/>
-            <w:shd w:fill="FFFFFF"/>
             <w:tcBorders>
               <w:top w:val="single" w:sz="4" w:color="D9D9D9"/>
               <w:bottom w:val="single" w:sz="4" w:color="D9D9D9"/>
               <w:left w:val="single" w:sz="4" w:color="D9D9D9"/>
               <w:right w:val="single" w:sz="4" w:color="D9D9D9"/>
             </w:tcBorders>
+            <w:shd w:fill="FFFFFF"/>
             <w:tcMar>
               <w:top w:w="85" w:type="dxa"/>
               <w:bottom w:w="85" w:type="dxa"/>
@@ -1530,13 +1530,13 @@
         <w:tc>
           <w:tcPr>
             <w:tcW w:type="dxa" w:w="4264"/>
-            <w:shd w:fill="F1F5F7"/>
             <w:tcBorders>
               <w:top w:val="single" w:sz="4" w:color="D9D9D9"/>
               <w:bottom w:val="single" w:sz="4" w:color="D9D9D9"/>
               <w:left w:val="single" w:sz="4" w:color="D9D9D9"/>
               <w:right w:val="single" w:sz="4" w:color="D9D9D9"/>
             </w:tcBorders>
+            <w:shd w:fill="F1F5F7"/>
             <w:tcMar>
               <w:top w:w="85" w:type="dxa"/>
               <w:bottom w:w="85" w:type="dxa"/>
@@ -1561,13 +1561,13 @@
         <w:tc>
           <w:tcPr>
             <w:tcW w:type="dxa" w:w="2436"/>
-            <w:shd w:fill="F1F5F7"/>
             <w:tcBorders>
               <w:top w:val="single" w:sz="4" w:color="D9D9D9"/>
               <w:bottom w:val="single" w:sz="4" w:color="D9D9D9"/>
               <w:left w:val="single" w:sz="4" w:color="D9D9D9"/>
               <w:right w:val="single" w:sz="4" w:color="D9D9D9"/>
             </w:tcBorders>
+            <w:shd w:fill="F1F5F7"/>
             <w:tcMar>
               <w:top w:w="85" w:type="dxa"/>
               <w:bottom w:w="85" w:type="dxa"/>
@@ -1592,13 +1592,13 @@
         <w:tc>
           <w:tcPr>
             <w:tcW w:type="dxa" w:w="3452"/>
-            <w:shd w:fill="F1F5F7"/>
             <w:tcBorders>
               <w:top w:val="single" w:sz="4" w:color="D9D9D9"/>
               <w:bottom w:val="single" w:sz="4" w:color="D9D9D9"/>
               <w:left w:val="single" w:sz="4" w:color="D9D9D9"/>
               <w:right w:val="single" w:sz="4" w:color="D9D9D9"/>
             </w:tcBorders>
+            <w:shd w:fill="F1F5F7"/>
             <w:tcMar>
               <w:top w:w="85" w:type="dxa"/>
               <w:bottom w:w="85" w:type="dxa"/>
@@ -1625,13 +1625,13 @@
         <w:tc>
           <w:tcPr>
             <w:tcW w:type="dxa" w:w="4264"/>
-            <w:shd w:fill="FFFFFF"/>
             <w:tcBorders>
               <w:top w:val="single" w:sz="4" w:color="D9D9D9"/>
               <w:bottom w:val="single" w:sz="4" w:color="D9D9D9"/>
               <w:left w:val="single" w:sz="4" w:color="D9D9D9"/>
               <w:right w:val="single" w:sz="4" w:color="D9D9D9"/>
             </w:tcBorders>
+            <w:shd w:fill="FFFFFF"/>
             <w:tcMar>
               <w:top w:w="85" w:type="dxa"/>
               <w:bottom w:w="85" w:type="dxa"/>
@@ -1656,13 +1656,13 @@
         <w:tc>
           <w:tcPr>
             <w:tcW w:type="dxa" w:w="2436"/>
-            <w:shd w:fill="FFFFFF"/>
             <w:tcBorders>
               <w:top w:val="single" w:sz="4" w:color="D9D9D9"/>
               <w:bottom w:val="single" w:sz="4" w:color="D9D9D9"/>
               <w:left w:val="single" w:sz="4" w:color="D9D9D9"/>
               <w:right w:val="single" w:sz="4" w:color="D9D9D9"/>
             </w:tcBorders>
+            <w:shd w:fill="FFFFFF"/>
             <w:tcMar>
               <w:top w:w="85" w:type="dxa"/>
               <w:bottom w:w="85" w:type="dxa"/>
@@ -1687,13 +1687,13 @@
         <w:tc>
           <w:tcPr>
             <w:tcW w:type="dxa" w:w="3452"/>
-            <w:shd w:fill="FFFFFF"/>
             <w:tcBorders>
               <w:top w:val="single" w:sz="4" w:color="D9D9D9"/>
               <w:bottom w:val="single" w:sz="4" w:color="D9D9D9"/>
               <w:left w:val="single" w:sz="4" w:color="D9D9D9"/>
               <w:right w:val="single" w:sz="4" w:color="D9D9D9"/>
             </w:tcBorders>
+            <w:shd w:fill="FFFFFF"/>
             <w:tcMar>
               <w:top w:w="85" w:type="dxa"/>
               <w:bottom w:w="85" w:type="dxa"/>
@@ -1720,13 +1720,13 @@
         <w:tc>
           <w:tcPr>
             <w:tcW w:type="dxa" w:w="4264"/>
-            <w:shd w:fill="F1F5F7"/>
             <w:tcBorders>
               <w:top w:val="single" w:sz="4" w:color="D9D9D9"/>
               <w:bottom w:val="single" w:sz="4" w:color="D9D9D9"/>
               <w:left w:val="single" w:sz="4" w:color="D9D9D9"/>
               <w:right w:val="single" w:sz="4" w:color="D9D9D9"/>
             </w:tcBorders>
+            <w:shd w:fill="F1F5F7"/>
             <w:tcMar>
               <w:top w:w="85" w:type="dxa"/>
               <w:bottom w:w="85" w:type="dxa"/>
@@ -1751,13 +1751,13 @@
         <w:tc>
           <w:tcPr>
             <w:tcW w:type="dxa" w:w="2436"/>
-            <w:shd w:fill="F1F5F7"/>
             <w:tcBorders>
               <w:top w:val="single" w:sz="4" w:color="D9D9D9"/>
               <w:bottom w:val="single" w:sz="4" w:color="D9D9D9"/>
               <w:left w:val="single" w:sz="4" w:color="D9D9D9"/>
               <w:right w:val="single" w:sz="4" w:color="D9D9D9"/>
             </w:tcBorders>
+            <w:shd w:fill="F1F5F7"/>
             <w:tcMar>
               <w:top w:w="85" w:type="dxa"/>
               <w:bottom w:w="85" w:type="dxa"/>
@@ -1782,13 +1782,13 @@
         <w:tc>
           <w:tcPr>
             <w:tcW w:type="dxa" w:w="3452"/>
-            <w:shd w:fill="F1F5F7"/>
             <w:tcBorders>
               <w:top w:val="single" w:sz="4" w:color="D9D9D9"/>
               <w:bottom w:val="single" w:sz="4" w:color="D9D9D9"/>
               <w:left w:val="single" w:sz="4" w:color="D9D9D9"/>
               <w:right w:val="single" w:sz="4" w:color="D9D9D9"/>
             </w:tcBorders>
+            <w:shd w:fill="F1F5F7"/>
             <w:tcMar>
               <w:top w:w="85" w:type="dxa"/>
               <w:bottom w:w="85" w:type="dxa"/>
@@ -1815,13 +1815,13 @@
         <w:tc>
           <w:tcPr>
             <w:tcW w:type="dxa" w:w="4264"/>
-            <w:shd w:fill="FFFFFF"/>
             <w:tcBorders>
               <w:top w:val="single" w:sz="4" w:color="D9D9D9"/>
               <w:bottom w:val="single" w:sz="4" w:color="D9D9D9"/>
               <w:left w:val="single" w:sz="4" w:color="D9D9D9"/>
               <w:right w:val="single" w:sz="4" w:color="D9D9D9"/>
             </w:tcBorders>
+            <w:shd w:fill="FFFFFF"/>
             <w:tcMar>
               <w:top w:w="85" w:type="dxa"/>
               <w:bottom w:w="85" w:type="dxa"/>
@@ -1846,13 +1846,13 @@
         <w:tc>
           <w:tcPr>
             <w:tcW w:type="dxa" w:w="2436"/>
-            <w:shd w:fill="FFFFFF"/>
             <w:tcBorders>
               <w:top w:val="single" w:sz="4" w:color="D9D9D9"/>
               <w:bottom w:val="single" w:sz="4" w:color="D9D9D9"/>
               <w:left w:val="single" w:sz="4" w:color="D9D9D9"/>
               <w:right w:val="single" w:sz="4" w:color="D9D9D9"/>
             </w:tcBorders>
+            <w:shd w:fill="FFFFFF"/>
             <w:tcMar>
               <w:top w:w="85" w:type="dxa"/>
               <w:bottom w:w="85" w:type="dxa"/>
@@ -1877,13 +1877,13 @@
         <w:tc>
           <w:tcPr>
             <w:tcW w:type="dxa" w:w="3452"/>
-            <w:shd w:fill="FFFFFF"/>
             <w:tcBorders>
               <w:top w:val="single" w:sz="4" w:color="D9D9D9"/>
               <w:bottom w:val="single" w:sz="4" w:color="D9D9D9"/>
               <w:left w:val="single" w:sz="4" w:color="D9D9D9"/>
               <w:right w:val="single" w:sz="4" w:color="D9D9D9"/>
             </w:tcBorders>
+            <w:shd w:fill="FFFFFF"/>
             <w:tcMar>
               <w:top w:w="85" w:type="dxa"/>
               <w:bottom w:w="85" w:type="dxa"/>
@@ -1910,13 +1910,13 @@
         <w:tc>
           <w:tcPr>
             <w:tcW w:type="dxa" w:w="4264"/>
-            <w:shd w:fill="F1F5F7"/>
             <w:tcBorders>
               <w:top w:val="single" w:sz="4" w:color="D9D9D9"/>
               <w:bottom w:val="single" w:sz="4" w:color="D9D9D9"/>
               <w:left w:val="single" w:sz="4" w:color="D9D9D9"/>
               <w:right w:val="single" w:sz="4" w:color="D9D9D9"/>
             </w:tcBorders>
+            <w:shd w:fill="F1F5F7"/>
             <w:tcMar>
               <w:top w:w="85" w:type="dxa"/>
               <w:bottom w:w="85" w:type="dxa"/>
@@ -1941,13 +1941,13 @@
         <w:tc>
           <w:tcPr>
             <w:tcW w:type="dxa" w:w="2436"/>
-            <w:shd w:fill="F1F5F7"/>
             <w:tcBorders>
               <w:top w:val="single" w:sz="4" w:color="D9D9D9"/>
               <w:bottom w:val="single" w:sz="4" w:color="D9D9D9"/>
               <w:left w:val="single" w:sz="4" w:color="D9D9D9"/>
               <w:right w:val="single" w:sz="4" w:color="D9D9D9"/>
             </w:tcBorders>
+            <w:shd w:fill="F1F5F7"/>
             <w:tcMar>
               <w:top w:w="85" w:type="dxa"/>
               <w:bottom w:w="85" w:type="dxa"/>
@@ -1972,13 +1972,13 @@
         <w:tc>
           <w:tcPr>
             <w:tcW w:type="dxa" w:w="3452"/>
-            <w:shd w:fill="F1F5F7"/>
             <w:tcBorders>
               <w:top w:val="single" w:sz="4" w:color="D9D9D9"/>
               <w:bottom w:val="single" w:sz="4" w:color="D9D9D9"/>
               <w:left w:val="single" w:sz="4" w:color="D9D9D9"/>
               <w:right w:val="single" w:sz="4" w:color="D9D9D9"/>
             </w:tcBorders>
+            <w:shd w:fill="F1F5F7"/>
             <w:tcMar>
               <w:top w:w="85" w:type="dxa"/>
               <w:bottom w:w="85" w:type="dxa"/>
@@ -2050,13 +2050,13 @@
         <w:tc>
           <w:tcPr>
             <w:tcW w:type="dxa" w:w="5076"/>
-            <w:shd w:fill="142D40"/>
             <w:tcBorders>
               <w:top w:val="single" w:sz="4" w:color="D9D9D9"/>
               <w:bottom w:val="single" w:sz="4" w:color="D9D9D9"/>
               <w:left w:val="single" w:sz="4" w:color="D9D9D9"/>
               <w:right w:val="single" w:sz="4" w:color="D9D9D9"/>
             </w:tcBorders>
+            <w:shd w:fill="142D40"/>
             <w:tcMar>
               <w:top w:w="85" w:type="dxa"/>
               <w:bottom w:w="85" w:type="dxa"/>
@@ -2081,13 +2081,13 @@
         <w:tc>
           <w:tcPr>
             <w:tcW w:type="dxa" w:w="2538"/>
-            <w:shd w:fill="142D40"/>
             <w:tcBorders>
               <w:top w:val="single" w:sz="4" w:color="D9D9D9"/>
               <w:bottom w:val="single" w:sz="4" w:color="D9D9D9"/>
               <w:left w:val="single" w:sz="4" w:color="D9D9D9"/>
               <w:right w:val="single" w:sz="4" w:color="D9D9D9"/>
             </w:tcBorders>
+            <w:shd w:fill="142D40"/>
             <w:tcMar>
               <w:top w:w="85" w:type="dxa"/>
               <w:bottom w:w="85" w:type="dxa"/>
@@ -2112,13 +2112,13 @@
         <w:tc>
           <w:tcPr>
             <w:tcW w:type="dxa" w:w="2538"/>
-            <w:shd w:fill="142D40"/>
             <w:tcBorders>
               <w:top w:val="single" w:sz="4" w:color="D9D9D9"/>
               <w:bottom w:val="single" w:sz="4" w:color="D9D9D9"/>
               <w:left w:val="single" w:sz="4" w:color="D9D9D9"/>
               <w:right w:val="single" w:sz="4" w:color="D9D9D9"/>
             </w:tcBorders>
+            <w:shd w:fill="142D40"/>
             <w:tcMar>
               <w:top w:w="85" w:type="dxa"/>
               <w:bottom w:w="85" w:type="dxa"/>
@@ -2145,13 +2145,13 @@
         <w:tc>
           <w:tcPr>
             <w:tcW w:type="dxa" w:w="5076"/>
-            <w:shd w:fill="FFFFFF"/>
             <w:tcBorders>
               <w:top w:val="single" w:sz="4" w:color="D9D9D9"/>
               <w:bottom w:val="single" w:sz="4" w:color="D9D9D9"/>
               <w:left w:val="single" w:sz="4" w:color="D9D9D9"/>
               <w:right w:val="single" w:sz="4" w:color="D9D9D9"/>
             </w:tcBorders>
+            <w:shd w:fill="FFFFFF"/>
             <w:tcMar>
               <w:top w:w="85" w:type="dxa"/>
               <w:bottom w:w="85" w:type="dxa"/>
@@ -2176,13 +2176,13 @@
         <w:tc>
           <w:tcPr>
             <w:tcW w:type="dxa" w:w="2538"/>
-            <w:shd w:fill="FFFFFF"/>
             <w:tcBorders>
               <w:top w:val="single" w:sz="4" w:color="D9D9D9"/>
               <w:bottom w:val="single" w:sz="4" w:color="D9D9D9"/>
               <w:left w:val="single" w:sz="4" w:color="D9D9D9"/>
               <w:right w:val="single" w:sz="4" w:color="D9D9D9"/>
             </w:tcBorders>
+            <w:shd w:fill="FFFFFF"/>
             <w:tcMar>
               <w:top w:w="85" w:type="dxa"/>
               <w:bottom w:w="85" w:type="dxa"/>
@@ -2207,13 +2207,13 @@
         <w:tc>
           <w:tcPr>
             <w:tcW w:type="dxa" w:w="2538"/>
-            <w:shd w:fill="FFFFFF"/>
             <w:tcBorders>
               <w:top w:val="single" w:sz="4" w:color="D9D9D9"/>
               <w:bottom w:val="single" w:sz="4" w:color="D9D9D9"/>
               <w:left w:val="single" w:sz="4" w:color="D9D9D9"/>
               <w:right w:val="single" w:sz="4" w:color="D9D9D9"/>
             </w:tcBorders>
+            <w:shd w:fill="FFFFFF"/>
             <w:tcMar>
               <w:top w:w="85" w:type="dxa"/>
               <w:bottom w:w="85" w:type="dxa"/>
@@ -2240,13 +2240,13 @@
         <w:tc>
           <w:tcPr>
             <w:tcW w:type="dxa" w:w="5076"/>
-            <w:shd w:fill="F1F5F7"/>
             <w:tcBorders>
               <w:top w:val="single" w:sz="4" w:color="D9D9D9"/>
               <w:bottom w:val="single" w:sz="4" w:color="D9D9D9"/>
               <w:left w:val="single" w:sz="4" w:color="D9D9D9"/>
               <w:right w:val="single" w:sz="4" w:color="D9D9D9"/>
             </w:tcBorders>
+            <w:shd w:fill="F1F5F7"/>
             <w:tcMar>
               <w:top w:w="85" w:type="dxa"/>
               <w:bottom w:w="85" w:type="dxa"/>
@@ -2271,13 +2271,13 @@
         <w:tc>
           <w:tcPr>
             <w:tcW w:type="dxa" w:w="2538"/>
-            <w:shd w:fill="F1F5F7"/>
             <w:tcBorders>
               <w:top w:val="single" w:sz="4" w:color="D9D9D9"/>
               <w:bottom w:val="single" w:sz="4" w:color="D9D9D9"/>
               <w:left w:val="single" w:sz="4" w:color="D9D9D9"/>
               <w:right w:val="single" w:sz="4" w:color="D9D9D9"/>
             </w:tcBorders>
+            <w:shd w:fill="F1F5F7"/>
             <w:tcMar>
               <w:top w:w="85" w:type="dxa"/>
               <w:bottom w:w="85" w:type="dxa"/>
@@ -2302,13 +2302,13 @@
         <w:tc>
           <w:tcPr>
             <w:tcW w:type="dxa" w:w="2538"/>
-            <w:shd w:fill="F1F5F7"/>
             <w:tcBorders>
               <w:top w:val="single" w:sz="4" w:color="D9D9D9"/>
               <w:bottom w:val="single" w:sz="4" w:color="D9D9D9"/>
               <w:left w:val="single" w:sz="4" w:color="D9D9D9"/>
               <w:right w:val="single" w:sz="4" w:color="D9D9D9"/>
             </w:tcBorders>
+            <w:shd w:fill="F1F5F7"/>
             <w:tcMar>
               <w:top w:w="85" w:type="dxa"/>
               <w:bottom w:w="85" w:type="dxa"/>
@@ -2335,13 +2335,13 @@
         <w:tc>
           <w:tcPr>
             <w:tcW w:type="dxa" w:w="5076"/>
-            <w:shd w:fill="FFFFFF"/>
             <w:tcBorders>
               <w:top w:val="single" w:sz="4" w:color="D9D9D9"/>
               <w:bottom w:val="single" w:sz="4" w:color="D9D9D9"/>
               <w:left w:val="single" w:sz="4" w:color="D9D9D9"/>
               <w:right w:val="single" w:sz="4" w:color="D9D9D9"/>
             </w:tcBorders>
+            <w:shd w:fill="FFFFFF"/>
             <w:tcMar>
               <w:top w:w="85" w:type="dxa"/>
               <w:bottom w:w="85" w:type="dxa"/>
@@ -2366,13 +2366,13 @@
         <w:tc>
           <w:tcPr>
             <w:tcW w:type="dxa" w:w="2538"/>
-            <w:shd w:fill="FFFFFF"/>
             <w:tcBorders>
               <w:top w:val="single" w:sz="4" w:color="D9D9D9"/>
               <w:bottom w:val="single" w:sz="4" w:color="D9D9D9"/>
               <w:left w:val="single" w:sz="4" w:color="D9D9D9"/>
               <w:right w:val="single" w:sz="4" w:color="D9D9D9"/>
             </w:tcBorders>
+            <w:shd w:fill="FFFFFF"/>
             <w:tcMar>
               <w:top w:w="85" w:type="dxa"/>
               <w:bottom w:w="85" w:type="dxa"/>
@@ -2397,13 +2397,13 @@
         <w:tc>
           <w:tcPr>
             <w:tcW w:type="dxa" w:w="2538"/>
-            <w:shd w:fill="FFFFFF"/>
             <w:tcBorders>
               <w:top w:val="single" w:sz="4" w:color="D9D9D9"/>
               <w:bottom w:val="single" w:sz="4" w:color="D9D9D9"/>
               <w:left w:val="single" w:sz="4" w:color="D9D9D9"/>
               <w:right w:val="single" w:sz="4" w:color="D9D9D9"/>
             </w:tcBorders>
+            <w:shd w:fill="FFFFFF"/>
             <w:tcMar>
               <w:top w:w="85" w:type="dxa"/>
               <w:bottom w:w="85" w:type="dxa"/>
@@ -2430,13 +2430,13 @@
         <w:tc>
           <w:tcPr>
             <w:tcW w:type="dxa" w:w="5076"/>
-            <w:shd w:fill="F1F5F7"/>
             <w:tcBorders>
               <w:top w:val="single" w:sz="4" w:color="D9D9D9"/>
               <w:bottom w:val="single" w:sz="4" w:color="D9D9D9"/>
               <w:left w:val="single" w:sz="4" w:color="D9D9D9"/>
               <w:right w:val="single" w:sz="4" w:color="D9D9D9"/>
             </w:tcBorders>
+            <w:shd w:fill="F1F5F7"/>
             <w:tcMar>
               <w:top w:w="85" w:type="dxa"/>
               <w:bottom w:w="85" w:type="dxa"/>
@@ -2461,13 +2461,13 @@
         <w:tc>
           <w:tcPr>
             <w:tcW w:type="dxa" w:w="2538"/>
-            <w:shd w:fill="F1F5F7"/>
             <w:tcBorders>
               <w:top w:val="single" w:sz="4" w:color="D9D9D9"/>
               <w:bottom w:val="single" w:sz="4" w:color="D9D9D9"/>
               <w:left w:val="single" w:sz="4" w:color="D9D9D9"/>
               <w:right w:val="single" w:sz="4" w:color="D9D9D9"/>
             </w:tcBorders>
+            <w:shd w:fill="F1F5F7"/>
             <w:tcMar>
               <w:top w:w="85" w:type="dxa"/>
               <w:bottom w:w="85" w:type="dxa"/>
@@ -2492,13 +2492,13 @@
         <w:tc>
           <w:tcPr>
             <w:tcW w:type="dxa" w:w="2538"/>
-            <w:shd w:fill="F1F5F7"/>
             <w:tcBorders>
               <w:top w:val="single" w:sz="4" w:color="D9D9D9"/>
               <w:bottom w:val="single" w:sz="4" w:color="D9D9D9"/>
               <w:left w:val="single" w:sz="4" w:color="D9D9D9"/>
               <w:right w:val="single" w:sz="4" w:color="D9D9D9"/>
             </w:tcBorders>
+            <w:shd w:fill="F1F5F7"/>
             <w:tcMar>
               <w:top w:w="85" w:type="dxa"/>
               <w:bottom w:w="85" w:type="dxa"/>
@@ -2525,13 +2525,13 @@
         <w:tc>
           <w:tcPr>
             <w:tcW w:type="dxa" w:w="5076"/>
-            <w:shd w:fill="FFFFFF"/>
             <w:tcBorders>
               <w:top w:val="single" w:sz="4" w:color="D9D9D9"/>
               <w:bottom w:val="single" w:sz="4" w:color="D9D9D9"/>
               <w:left w:val="single" w:sz="4" w:color="D9D9D9"/>
               <w:right w:val="single" w:sz="4" w:color="D9D9D9"/>
             </w:tcBorders>
+            <w:shd w:fill="FFFFFF"/>
             <w:tcMar>
               <w:top w:w="85" w:type="dxa"/>
               <w:bottom w:w="85" w:type="dxa"/>
@@ -2556,13 +2556,13 @@
         <w:tc>
           <w:tcPr>
             <w:tcW w:type="dxa" w:w="2538"/>
-            <w:shd w:fill="FFFFFF"/>
             <w:tcBorders>
               <w:top w:val="single" w:sz="4" w:color="D9D9D9"/>
               <w:bottom w:val="single" w:sz="4" w:color="D9D9D9"/>
               <w:left w:val="single" w:sz="4" w:color="D9D9D9"/>
               <w:right w:val="single" w:sz="4" w:color="D9D9D9"/>
             </w:tcBorders>
+            <w:shd w:fill="FFFFFF"/>
             <w:tcMar>
               <w:top w:w="85" w:type="dxa"/>
               <w:bottom w:w="85" w:type="dxa"/>
@@ -2587,13 +2587,13 @@
         <w:tc>
           <w:tcPr>
             <w:tcW w:type="dxa" w:w="2538"/>
-            <w:shd w:fill="FFFFFF"/>
             <w:tcBorders>
               <w:top w:val="single" w:sz="4" w:color="D9D9D9"/>
               <w:bottom w:val="single" w:sz="4" w:color="D9D9D9"/>
               <w:left w:val="single" w:sz="4" w:color="D9D9D9"/>
               <w:right w:val="single" w:sz="4" w:color="D9D9D9"/>
             </w:tcBorders>
+            <w:shd w:fill="FFFFFF"/>
             <w:tcMar>
               <w:top w:w="85" w:type="dxa"/>
               <w:bottom w:w="85" w:type="dxa"/>
@@ -2620,13 +2620,13 @@
         <w:tc>
           <w:tcPr>
             <w:tcW w:type="dxa" w:w="5076"/>
-            <w:shd w:fill="F1F5F7"/>
             <w:tcBorders>
               <w:top w:val="single" w:sz="4" w:color="D9D9D9"/>
               <w:bottom w:val="single" w:sz="4" w:color="D9D9D9"/>
               <w:left w:val="single" w:sz="4" w:color="D9D9D9"/>
               <w:right w:val="single" w:sz="4" w:color="D9D9D9"/>
             </w:tcBorders>
+            <w:shd w:fill="F1F5F7"/>
             <w:tcMar>
               <w:top w:w="85" w:type="dxa"/>
               <w:bottom w:w="85" w:type="dxa"/>
@@ -2651,13 +2651,13 @@
         <w:tc>
           <w:tcPr>
             <w:tcW w:type="dxa" w:w="2538"/>
-            <w:shd w:fill="F1F5F7"/>
             <w:tcBorders>
               <w:top w:val="single" w:sz="4" w:color="D9D9D9"/>
               <w:bottom w:val="single" w:sz="4" w:color="D9D9D9"/>
               <w:left w:val="single" w:sz="4" w:color="D9D9D9"/>
               <w:right w:val="single" w:sz="4" w:color="D9D9D9"/>
             </w:tcBorders>
+            <w:shd w:fill="F1F5F7"/>
             <w:tcMar>
               <w:top w:w="85" w:type="dxa"/>
               <w:bottom w:w="85" w:type="dxa"/>
@@ -2682,13 +2682,13 @@
         <w:tc>
           <w:tcPr>
             <w:tcW w:type="dxa" w:w="2538"/>
-            <w:shd w:fill="F1F5F7"/>
             <w:tcBorders>
               <w:top w:val="single" w:sz="4" w:color="D9D9D9"/>
               <w:bottom w:val="single" w:sz="4" w:color="D9D9D9"/>
               <w:left w:val="single" w:sz="4" w:color="D9D9D9"/>
               <w:right w:val="single" w:sz="4" w:color="D9D9D9"/>
             </w:tcBorders>
+            <w:shd w:fill="F1F5F7"/>
             <w:tcMar>
               <w:top w:w="85" w:type="dxa"/>
               <w:bottom w:w="85" w:type="dxa"/>
@@ -2715,13 +2715,13 @@
         <w:tc>
           <w:tcPr>
             <w:tcW w:type="dxa" w:w="5076"/>
-            <w:shd w:fill="FFFFFF"/>
             <w:tcBorders>
               <w:top w:val="single" w:sz="4" w:color="D9D9D9"/>
               <w:bottom w:val="single" w:sz="4" w:color="D9D9D9"/>
               <w:left w:val="single" w:sz="4" w:color="D9D9D9"/>
               <w:right w:val="single" w:sz="4" w:color="D9D9D9"/>
             </w:tcBorders>
+            <w:shd w:fill="FFFFFF"/>
             <w:tcMar>
               <w:top w:w="85" w:type="dxa"/>
               <w:bottom w:w="85" w:type="dxa"/>
@@ -2746,13 +2746,13 @@
         <w:tc>
           <w:tcPr>
             <w:tcW w:type="dxa" w:w="2538"/>
-            <w:shd w:fill="FFFFFF"/>
             <w:tcBorders>
               <w:top w:val="single" w:sz="4" w:color="D9D9D9"/>
               <w:bottom w:val="single" w:sz="4" w:color="D9D9D9"/>
               <w:left w:val="single" w:sz="4" w:color="D9D9D9"/>
               <w:right w:val="single" w:sz="4" w:color="D9D9D9"/>
             </w:tcBorders>
+            <w:shd w:fill="FFFFFF"/>
             <w:tcMar>
               <w:top w:w="85" w:type="dxa"/>
               <w:bottom w:w="85" w:type="dxa"/>
@@ -2777,13 +2777,13 @@
         <w:tc>
           <w:tcPr>
             <w:tcW w:type="dxa" w:w="2538"/>
-            <w:shd w:fill="FFFFFF"/>
             <w:tcBorders>
               <w:top w:val="single" w:sz="4" w:color="D9D9D9"/>
               <w:bottom w:val="single" w:sz="4" w:color="D9D9D9"/>
               <w:left w:val="single" w:sz="4" w:color="D9D9D9"/>
               <w:right w:val="single" w:sz="4" w:color="D9D9D9"/>
             </w:tcBorders>
+            <w:shd w:fill="FFFFFF"/>
             <w:tcMar>
               <w:top w:w="85" w:type="dxa"/>
               <w:bottom w:w="85" w:type="dxa"/>
@@ -2810,13 +2810,13 @@
         <w:tc>
           <w:tcPr>
             <w:tcW w:type="dxa" w:w="5076"/>
-            <w:shd w:fill="F1F5F7"/>
             <w:tcBorders>
               <w:top w:val="single" w:sz="4" w:color="D9D9D9"/>
               <w:bottom w:val="single" w:sz="4" w:color="D9D9D9"/>
               <w:left w:val="single" w:sz="4" w:color="D9D9D9"/>
               <w:right w:val="single" w:sz="4" w:color="D9D9D9"/>
             </w:tcBorders>
+            <w:shd w:fill="F1F5F7"/>
             <w:tcMar>
               <w:top w:w="85" w:type="dxa"/>
               <w:bottom w:w="85" w:type="dxa"/>
@@ -2841,13 +2841,13 @@
         <w:tc>
           <w:tcPr>
             <w:tcW w:type="dxa" w:w="2538"/>
-            <w:shd w:fill="F1F5F7"/>
             <w:tcBorders>
               <w:top w:val="single" w:sz="4" w:color="D9D9D9"/>
               <w:bottom w:val="single" w:sz="4" w:color="D9D9D9"/>
               <w:left w:val="single" w:sz="4" w:color="D9D9D9"/>
               <w:right w:val="single" w:sz="4" w:color="D9D9D9"/>
             </w:tcBorders>
+            <w:shd w:fill="F1F5F7"/>
             <w:tcMar>
               <w:top w:w="85" w:type="dxa"/>
               <w:bottom w:w="85" w:type="dxa"/>
@@ -2872,13 +2872,13 @@
         <w:tc>
           <w:tcPr>
             <w:tcW w:type="dxa" w:w="2538"/>
-            <w:shd w:fill="F1F5F7"/>
             <w:tcBorders>
               <w:top w:val="single" w:sz="4" w:color="D9D9D9"/>
               <w:bottom w:val="single" w:sz="4" w:color="D9D9D9"/>
               <w:left w:val="single" w:sz="4" w:color="D9D9D9"/>
               <w:right w:val="single" w:sz="4" w:color="D9D9D9"/>
             </w:tcBorders>
+            <w:shd w:fill="F1F5F7"/>
             <w:tcMar>
               <w:top w:w="85" w:type="dxa"/>
               <w:bottom w:w="85" w:type="dxa"/>
@@ -2905,13 +2905,13 @@
         <w:tc>
           <w:tcPr>
             <w:tcW w:type="dxa" w:w="5076"/>
-            <w:shd w:fill="FFFFFF"/>
             <w:tcBorders>
               <w:top w:val="single" w:sz="4" w:color="D9D9D9"/>
               <w:bottom w:val="single" w:sz="4" w:color="D9D9D9"/>
               <w:left w:val="single" w:sz="4" w:color="D9D9D9"/>
               <w:right w:val="single" w:sz="4" w:color="D9D9D9"/>
             </w:tcBorders>
+            <w:shd w:fill="FFFFFF"/>
             <w:tcMar>
               <w:top w:w="85" w:type="dxa"/>
               <w:bottom w:w="85" w:type="dxa"/>
@@ -2936,13 +2936,13 @@
         <w:tc>
           <w:tcPr>
             <w:tcW w:type="dxa" w:w="2538"/>
-            <w:shd w:fill="FFFFFF"/>
             <w:tcBorders>
               <w:top w:val="single" w:sz="4" w:color="D9D9D9"/>
               <w:bottom w:val="single" w:sz="4" w:color="D9D9D9"/>
               <w:left w:val="single" w:sz="4" w:color="D9D9D9"/>
               <w:right w:val="single" w:sz="4" w:color="D9D9D9"/>
             </w:tcBorders>
+            <w:shd w:fill="FFFFFF"/>
             <w:tcMar>
               <w:top w:w="85" w:type="dxa"/>
               <w:bottom w:w="85" w:type="dxa"/>
@@ -2967,13 +2967,13 @@
         <w:tc>
           <w:tcPr>
             <w:tcW w:type="dxa" w:w="2538"/>
-            <w:shd w:fill="FFFFFF"/>
             <w:tcBorders>
               <w:top w:val="single" w:sz="4" w:color="D9D9D9"/>
               <w:bottom w:val="single" w:sz="4" w:color="D9D9D9"/>
               <w:left w:val="single" w:sz="4" w:color="D9D9D9"/>
               <w:right w:val="single" w:sz="4" w:color="D9D9D9"/>
             </w:tcBorders>
+            <w:shd w:fill="FFFFFF"/>
             <w:tcMar>
               <w:top w:w="85" w:type="dxa"/>
               <w:bottom w:w="85" w:type="dxa"/>
@@ -3000,13 +3000,13 @@
         <w:tc>
           <w:tcPr>
             <w:tcW w:type="dxa" w:w="5076"/>
-            <w:shd w:fill="F1F5F7"/>
             <w:tcBorders>
               <w:top w:val="single" w:sz="4" w:color="D9D9D9"/>
               <w:bottom w:val="single" w:sz="4" w:color="D9D9D9"/>
               <w:left w:val="single" w:sz="4" w:color="D9D9D9"/>
               <w:right w:val="single" w:sz="4" w:color="D9D9D9"/>
             </w:tcBorders>
+            <w:shd w:fill="F1F5F7"/>
             <w:tcMar>
               <w:top w:w="85" w:type="dxa"/>
               <w:bottom w:w="85" w:type="dxa"/>
@@ -3031,13 +3031,13 @@
         <w:tc>
           <w:tcPr>
             <w:tcW w:type="dxa" w:w="2538"/>
-            <w:shd w:fill="F1F5F7"/>
             <w:tcBorders>
               <w:top w:val="single" w:sz="4" w:color="D9D9D9"/>
               <w:bottom w:val="single" w:sz="4" w:color="D9D9D9"/>
               <w:left w:val="single" w:sz="4" w:color="D9D9D9"/>
               <w:right w:val="single" w:sz="4" w:color="D9D9D9"/>
             </w:tcBorders>
+            <w:shd w:fill="F1F5F7"/>
             <w:tcMar>
               <w:top w:w="85" w:type="dxa"/>
               <w:bottom w:w="85" w:type="dxa"/>
@@ -3062,13 +3062,13 @@
         <w:tc>
           <w:tcPr>
             <w:tcW w:type="dxa" w:w="2538"/>
-            <w:shd w:fill="F1F5F7"/>
             <w:tcBorders>
               <w:top w:val="single" w:sz="4" w:color="D9D9D9"/>
               <w:bottom w:val="single" w:sz="4" w:color="D9D9D9"/>
               <w:left w:val="single" w:sz="4" w:color="D9D9D9"/>
               <w:right w:val="single" w:sz="4" w:color="D9D9D9"/>
             </w:tcBorders>
+            <w:shd w:fill="F1F5F7"/>
             <w:tcMar>
               <w:top w:w="85" w:type="dxa"/>
               <w:bottom w:w="85" w:type="dxa"/>
@@ -3095,13 +3095,13 @@
         <w:tc>
           <w:tcPr>
             <w:tcW w:type="dxa" w:w="5076"/>
-            <w:shd w:fill="FFFFFF"/>
             <w:tcBorders>
               <w:top w:val="single" w:sz="4" w:color="D9D9D9"/>
               <w:bottom w:val="single" w:sz="4" w:color="D9D9D9"/>
               <w:left w:val="single" w:sz="4" w:color="D9D9D9"/>
               <w:right w:val="single" w:sz="4" w:color="D9D9D9"/>
             </w:tcBorders>
+            <w:shd w:fill="FFFFFF"/>
             <w:tcMar>
               <w:top w:w="85" w:type="dxa"/>
               <w:bottom w:w="85" w:type="dxa"/>
@@ -3126,13 +3126,13 @@
         <w:tc>
           <w:tcPr>
             <w:tcW w:type="dxa" w:w="2538"/>
-            <w:shd w:fill="FFFFFF"/>
             <w:tcBorders>
               <w:top w:val="single" w:sz="4" w:color="D9D9D9"/>
               <w:bottom w:val="single" w:sz="4" w:color="D9D9D9"/>
               <w:left w:val="single" w:sz="4" w:color="D9D9D9"/>
               <w:right w:val="single" w:sz="4" w:color="D9D9D9"/>
             </w:tcBorders>
+            <w:shd w:fill="FFFFFF"/>
             <w:tcMar>
               <w:top w:w="85" w:type="dxa"/>
               <w:bottom w:w="85" w:type="dxa"/>
@@ -3157,13 +3157,13 @@
         <w:tc>
           <w:tcPr>
             <w:tcW w:type="dxa" w:w="2538"/>
-            <w:shd w:fill="FFFFFF"/>
             <w:tcBorders>
               <w:top w:val="single" w:sz="4" w:color="D9D9D9"/>
               <w:bottom w:val="single" w:sz="4" w:color="D9D9D9"/>
               <w:left w:val="single" w:sz="4" w:color="D9D9D9"/>
               <w:right w:val="single" w:sz="4" w:color="D9D9D9"/>
             </w:tcBorders>
+            <w:shd w:fill="FFFFFF"/>
             <w:tcMar>
               <w:top w:w="85" w:type="dxa"/>
               <w:bottom w:w="85" w:type="dxa"/>
@@ -3190,13 +3190,13 @@
         <w:tc>
           <w:tcPr>
             <w:tcW w:type="dxa" w:w="5076"/>
-            <w:shd w:fill="F1F5F7"/>
             <w:tcBorders>
               <w:top w:val="single" w:sz="4" w:color="D9D9D9"/>
               <w:bottom w:val="single" w:sz="4" w:color="D9D9D9"/>
               <w:left w:val="single" w:sz="4" w:color="D9D9D9"/>
               <w:right w:val="single" w:sz="4" w:color="D9D9D9"/>
             </w:tcBorders>
+            <w:shd w:fill="F1F5F7"/>
             <w:tcMar>
               <w:top w:w="85" w:type="dxa"/>
               <w:bottom w:w="85" w:type="dxa"/>
@@ -3221,13 +3221,13 @@
         <w:tc>
           <w:tcPr>
             <w:tcW w:type="dxa" w:w="2538"/>
-            <w:shd w:fill="F1F5F7"/>
             <w:tcBorders>
               <w:top w:val="single" w:sz="4" w:color="D9D9D9"/>
               <w:bottom w:val="single" w:sz="4" w:color="D9D9D9"/>
               <w:left w:val="single" w:sz="4" w:color="D9D9D9"/>
               <w:right w:val="single" w:sz="4" w:color="D9D9D9"/>
             </w:tcBorders>
+            <w:shd w:fill="F1F5F7"/>
             <w:tcMar>
               <w:top w:w="85" w:type="dxa"/>
               <w:bottom w:w="85" w:type="dxa"/>
@@ -3252,13 +3252,13 @@
         <w:tc>
           <w:tcPr>
             <w:tcW w:type="dxa" w:w="2538"/>
-            <w:shd w:fill="F1F5F7"/>
             <w:tcBorders>
               <w:top w:val="single" w:sz="4" w:color="D9D9D9"/>
               <w:bottom w:val="single" w:sz="4" w:color="D9D9D9"/>
               <w:left w:val="single" w:sz="4" w:color="D9D9D9"/>
               <w:right w:val="single" w:sz="4" w:color="D9D9D9"/>
             </w:tcBorders>
+            <w:shd w:fill="F1F5F7"/>
             <w:tcMar>
               <w:top w:w="85" w:type="dxa"/>
               <w:bottom w:w="85" w:type="dxa"/>
@@ -3285,13 +3285,13 @@
         <w:tc>
           <w:tcPr>
             <w:tcW w:type="dxa" w:w="5076"/>
-            <w:shd w:fill="FFFFFF"/>
             <w:tcBorders>
               <w:top w:val="single" w:sz="4" w:color="D9D9D9"/>
               <w:bottom w:val="single" w:sz="4" w:color="D9D9D9"/>
               <w:left w:val="single" w:sz="4" w:color="D9D9D9"/>
               <w:right w:val="single" w:sz="4" w:color="D9D9D9"/>
             </w:tcBorders>
+            <w:shd w:fill="FFFFFF"/>
             <w:tcMar>
               <w:top w:w="85" w:type="dxa"/>
               <w:bottom w:w="85" w:type="dxa"/>
@@ -3316,13 +3316,13 @@
         <w:tc>
           <w:tcPr>
             <w:tcW w:type="dxa" w:w="2538"/>
-            <w:shd w:fill="FFFFFF"/>
             <w:tcBorders>
               <w:top w:val="single" w:sz="4" w:color="D9D9D9"/>
               <w:bottom w:val="single" w:sz="4" w:color="D9D9D9"/>
               <w:left w:val="single" w:sz="4" w:color="D9D9D9"/>
               <w:right w:val="single" w:sz="4" w:color="D9D9D9"/>
             </w:tcBorders>
+            <w:shd w:fill="FFFFFF"/>
             <w:tcMar>
               <w:top w:w="85" w:type="dxa"/>
               <w:bottom w:w="85" w:type="dxa"/>
@@ -3347,13 +3347,13 @@
         <w:tc>
           <w:tcPr>
             <w:tcW w:type="dxa" w:w="2538"/>
-            <w:shd w:fill="FFFFFF"/>
             <w:tcBorders>
               <w:top w:val="single" w:sz="4" w:color="D9D9D9"/>
               <w:bottom w:val="single" w:sz="4" w:color="D9D9D9"/>
               <w:left w:val="single" w:sz="4" w:color="D9D9D9"/>
               <w:right w:val="single" w:sz="4" w:color="D9D9D9"/>
             </w:tcBorders>
+            <w:shd w:fill="FFFFFF"/>
             <w:tcMar>
               <w:top w:w="85" w:type="dxa"/>
               <w:bottom w:w="85" w:type="dxa"/>
@@ -3380,13 +3380,13 @@
         <w:tc>
           <w:tcPr>
             <w:tcW w:type="dxa" w:w="5076"/>
-            <w:shd w:fill="F1F5F7"/>
             <w:tcBorders>
               <w:top w:val="single" w:sz="4" w:color="D9D9D9"/>
               <w:bottom w:val="single" w:sz="4" w:color="D9D9D9"/>
               <w:left w:val="single" w:sz="4" w:color="D9D9D9"/>
               <w:right w:val="single" w:sz="4" w:color="D9D9D9"/>
             </w:tcBorders>
+            <w:shd w:fill="F1F5F7"/>
             <w:tcMar>
               <w:top w:w="85" w:type="dxa"/>
               <w:bottom w:w="85" w:type="dxa"/>
@@ -3411,13 +3411,13 @@
         <w:tc>
           <w:tcPr>
             <w:tcW w:type="dxa" w:w="2538"/>
-            <w:shd w:fill="F1F5F7"/>
             <w:tcBorders>
               <w:top w:val="single" w:sz="4" w:color="D9D9D9"/>
               <w:bottom w:val="single" w:sz="4" w:color="D9D9D9"/>
               <w:left w:val="single" w:sz="4" w:color="D9D9D9"/>
               <w:right w:val="single" w:sz="4" w:color="D9D9D9"/>
             </w:tcBorders>
+            <w:shd w:fill="F1F5F7"/>
             <w:tcMar>
               <w:top w:w="85" w:type="dxa"/>
               <w:bottom w:w="85" w:type="dxa"/>
@@ -3442,13 +3442,13 @@
         <w:tc>
           <w:tcPr>
             <w:tcW w:type="dxa" w:w="2538"/>
-            <w:shd w:fill="F1F5F7"/>
             <w:tcBorders>
               <w:top w:val="single" w:sz="4" w:color="D9D9D9"/>
               <w:bottom w:val="single" w:sz="4" w:color="D9D9D9"/>
               <w:left w:val="single" w:sz="4" w:color="D9D9D9"/>
               <w:right w:val="single" w:sz="4" w:color="D9D9D9"/>
             </w:tcBorders>
+            <w:shd w:fill="F1F5F7"/>
             <w:tcMar>
               <w:top w:w="85" w:type="dxa"/>
               <w:bottom w:w="85" w:type="dxa"/>
@@ -3475,13 +3475,13 @@
         <w:tc>
           <w:tcPr>
             <w:tcW w:type="dxa" w:w="5076"/>
-            <w:shd w:fill="FFFFFF"/>
             <w:tcBorders>
               <w:top w:val="single" w:sz="4" w:color="D9D9D9"/>
               <w:bottom w:val="single" w:sz="4" w:color="D9D9D9"/>
               <w:left w:val="single" w:sz="4" w:color="D9D9D9"/>
               <w:right w:val="single" w:sz="4" w:color="D9D9D9"/>
             </w:tcBorders>
+            <w:shd w:fill="FFFFFF"/>
             <w:tcMar>
               <w:top w:w="85" w:type="dxa"/>
               <w:bottom w:w="85" w:type="dxa"/>
@@ -3506,13 +3506,13 @@
         <w:tc>
           <w:tcPr>
             <w:tcW w:type="dxa" w:w="2538"/>
-            <w:shd w:fill="FFFFFF"/>
             <w:tcBorders>
               <w:top w:val="single" w:sz="4" w:color="D9D9D9"/>
               <w:bottom w:val="single" w:sz="4" w:color="D9D9D9"/>
               <w:left w:val="single" w:sz="4" w:color="D9D9D9"/>
               <w:right w:val="single" w:sz="4" w:color="D9D9D9"/>
             </w:tcBorders>
+            <w:shd w:fill="FFFFFF"/>
             <w:tcMar>
               <w:top w:w="85" w:type="dxa"/>
               <w:bottom w:w="85" w:type="dxa"/>
@@ -3537,13 +3537,13 @@
         <w:tc>
           <w:tcPr>
             <w:tcW w:type="dxa" w:w="2538"/>
-            <w:shd w:fill="FFFFFF"/>
             <w:tcBorders>
               <w:top w:val="single" w:sz="4" w:color="D9D9D9"/>
               <w:bottom w:val="single" w:sz="4" w:color="D9D9D9"/>
               <w:left w:val="single" w:sz="4" w:color="D9D9D9"/>
               <w:right w:val="single" w:sz="4" w:color="D9D9D9"/>
             </w:tcBorders>
+            <w:shd w:fill="FFFFFF"/>
             <w:tcMar>
               <w:top w:w="85" w:type="dxa"/>
               <w:bottom w:w="85" w:type="dxa"/>
@@ -3570,13 +3570,13 @@
         <w:tc>
           <w:tcPr>
             <w:tcW w:type="dxa" w:w="5076"/>
-            <w:shd w:fill="F1F5F7"/>
             <w:tcBorders>
               <w:top w:val="single" w:sz="4" w:color="D9D9D9"/>
               <w:bottom w:val="single" w:sz="4" w:color="D9D9D9"/>
               <w:left w:val="single" w:sz="4" w:color="D9D9D9"/>
               <w:right w:val="single" w:sz="4" w:color="D9D9D9"/>
             </w:tcBorders>
+            <w:shd w:fill="F1F5F7"/>
             <w:tcMar>
               <w:top w:w="85" w:type="dxa"/>
               <w:bottom w:w="85" w:type="dxa"/>
@@ -3601,13 +3601,13 @@
         <w:tc>
           <w:tcPr>
             <w:tcW w:type="dxa" w:w="2538"/>
-            <w:shd w:fill="F1F5F7"/>
             <w:tcBorders>
               <w:top w:val="single" w:sz="4" w:color="D9D9D9"/>
               <w:bottom w:val="single" w:sz="4" w:color="D9D9D9"/>
               <w:left w:val="single" w:sz="4" w:color="D9D9D9"/>
               <w:right w:val="single" w:sz="4" w:color="D9D9D9"/>
             </w:tcBorders>
+            <w:shd w:fill="F1F5F7"/>
             <w:tcMar>
               <w:top w:w="85" w:type="dxa"/>
               <w:bottom w:w="85" w:type="dxa"/>
@@ -3632,13 +3632,13 @@
         <w:tc>
           <w:tcPr>
             <w:tcW w:type="dxa" w:w="2538"/>
-            <w:shd w:fill="F1F5F7"/>
             <w:tcBorders>
               <w:top w:val="single" w:sz="4" w:color="D9D9D9"/>
               <w:bottom w:val="single" w:sz="4" w:color="D9D9D9"/>
               <w:left w:val="single" w:sz="4" w:color="D9D9D9"/>
               <w:right w:val="single" w:sz="4" w:color="D9D9D9"/>
             </w:tcBorders>
+            <w:shd w:fill="F1F5F7"/>
             <w:tcMar>
               <w:top w:w="85" w:type="dxa"/>
               <w:bottom w:w="85" w:type="dxa"/>
@@ -3665,13 +3665,13 @@
         <w:tc>
           <w:tcPr>
             <w:tcW w:type="dxa" w:w="5076"/>
-            <w:shd w:fill="FFFFFF"/>
             <w:tcBorders>
               <w:top w:val="single" w:sz="4" w:color="D9D9D9"/>
               <w:bottom w:val="single" w:sz="4" w:color="D9D9D9"/>
               <w:left w:val="single" w:sz="4" w:color="D9D9D9"/>
               <w:right w:val="single" w:sz="4" w:color="D9D9D9"/>
             </w:tcBorders>
+            <w:shd w:fill="FFFFFF"/>
             <w:tcMar>
               <w:top w:w="85" w:type="dxa"/>
               <w:bottom w:w="85" w:type="dxa"/>
@@ -3696,13 +3696,13 @@
         <w:tc>
           <w:tcPr>
             <w:tcW w:type="dxa" w:w="2538"/>
-            <w:shd w:fill="FFFFFF"/>
             <w:tcBorders>
               <w:top w:val="single" w:sz="4" w:color="D9D9D9"/>
               <w:bottom w:val="single" w:sz="4" w:color="D9D9D9"/>
               <w:left w:val="single" w:sz="4" w:color="D9D9D9"/>
               <w:right w:val="single" w:sz="4" w:color="D9D9D9"/>
             </w:tcBorders>
+            <w:shd w:fill="FFFFFF"/>
             <w:tcMar>
               <w:top w:w="85" w:type="dxa"/>
               <w:bottom w:w="85" w:type="dxa"/>
@@ -3727,13 +3727,13 @@
         <w:tc>
           <w:tcPr>
             <w:tcW w:type="dxa" w:w="2538"/>
-            <w:shd w:fill="FFFFFF"/>
             <w:tcBorders>
               <w:top w:val="single" w:sz="4" w:color="D9D9D9"/>
               <w:bottom w:val="single" w:sz="4" w:color="D9D9D9"/>
               <w:left w:val="single" w:sz="4" w:color="D9D9D9"/>
               <w:right w:val="single" w:sz="4" w:color="D9D9D9"/>
             </w:tcBorders>
+            <w:shd w:fill="FFFFFF"/>
             <w:tcMar>
               <w:top w:w="85" w:type="dxa"/>
               <w:bottom w:w="85" w:type="dxa"/>
@@ -3760,13 +3760,13 @@
         <w:tc>
           <w:tcPr>
             <w:tcW w:type="dxa" w:w="5076"/>
-            <w:shd w:fill="F1F5F7"/>
             <w:tcBorders>
               <w:top w:val="single" w:sz="4" w:color="D9D9D9"/>
               <w:bottom w:val="single" w:sz="4" w:color="D9D9D9"/>
               <w:left w:val="single" w:sz="4" w:color="D9D9D9"/>
               <w:right w:val="single" w:sz="4" w:color="D9D9D9"/>
             </w:tcBorders>
+            <w:shd w:fill="F1F5F7"/>
             <w:tcMar>
               <w:top w:w="85" w:type="dxa"/>
               <w:bottom w:w="85" w:type="dxa"/>
@@ -3791,13 +3791,13 @@
         <w:tc>
           <w:tcPr>
             <w:tcW w:type="dxa" w:w="2538"/>
-            <w:shd w:fill="F1F5F7"/>
             <w:tcBorders>
               <w:top w:val="single" w:sz="4" w:color="D9D9D9"/>
               <w:bottom w:val="single" w:sz="4" w:color="D9D9D9"/>
               <w:left w:val="single" w:sz="4" w:color="D9D9D9"/>
               <w:right w:val="single" w:sz="4" w:color="D9D9D9"/>
             </w:tcBorders>
+            <w:shd w:fill="F1F5F7"/>
             <w:tcMar>
               <w:top w:w="85" w:type="dxa"/>
               <w:bottom w:w="85" w:type="dxa"/>
@@ -3822,13 +3822,13 @@
         <w:tc>
           <w:tcPr>
             <w:tcW w:type="dxa" w:w="2538"/>
-            <w:shd w:fill="F1F5F7"/>
             <w:tcBorders>
               <w:top w:val="single" w:sz="4" w:color="D9D9D9"/>
               <w:bottom w:val="single" w:sz="4" w:color="D9D9D9"/>
               <w:left w:val="single" w:sz="4" w:color="D9D9D9"/>
               <w:right w:val="single" w:sz="4" w:color="D9D9D9"/>
             </w:tcBorders>
+            <w:shd w:fill="F1F5F7"/>
             <w:tcMar>
               <w:top w:w="85" w:type="dxa"/>
               <w:bottom w:w="85" w:type="dxa"/>

--- a/resources/btec-business-unit-3-income-statement-florist/BTEC-Business-Unit-3-Income-Statement-Florist-Teacher.docx
+++ b/resources/btec-business-unit-3-income-statement-florist/BTEC-Business-Unit-3-Income-Statement-Florist-Teacher.docx
@@ -68,15 +68,15 @@
             <w:tcW w:type="dxa" w:w="4264"/>
             <w:tcBorders>
               <w:top w:val="single" w:sz="4" w:color="D9D9D9"/>
+              <w:left w:val="single" w:sz="4" w:color="D9D9D9"/>
               <w:bottom w:val="single" w:sz="4" w:color="D9D9D9"/>
-              <w:left w:val="single" w:sz="4" w:color="D9D9D9"/>
               <w:right w:val="single" w:sz="4" w:color="D9D9D9"/>
             </w:tcBorders>
             <w:shd w:fill="142D40"/>
             <w:tcMar>
               <w:top w:w="85" w:type="dxa"/>
+              <w:left w:w="85" w:type="dxa"/>
               <w:bottom w:w="85" w:type="dxa"/>
-              <w:left w:w="85" w:type="dxa"/>
               <w:right w:w="85" w:type="dxa"/>
             </w:tcMar>
           </w:tcPr>
@@ -99,15 +99,15 @@
             <w:tcW w:type="dxa" w:w="1218"/>
             <w:tcBorders>
               <w:top w:val="single" w:sz="4" w:color="D9D9D9"/>
+              <w:left w:val="single" w:sz="4" w:color="D9D9D9"/>
               <w:bottom w:val="single" w:sz="4" w:color="D9D9D9"/>
-              <w:left w:val="single" w:sz="4" w:color="D9D9D9"/>
               <w:right w:val="single" w:sz="4" w:color="D9D9D9"/>
             </w:tcBorders>
             <w:shd w:fill="142D40"/>
             <w:tcMar>
               <w:top w:w="85" w:type="dxa"/>
+              <w:left w:w="85" w:type="dxa"/>
               <w:bottom w:w="85" w:type="dxa"/>
-              <w:left w:w="85" w:type="dxa"/>
               <w:right w:w="85" w:type="dxa"/>
             </w:tcMar>
           </w:tcPr>
@@ -130,15 +130,15 @@
             <w:tcW w:type="dxa" w:w="4670"/>
             <w:tcBorders>
               <w:top w:val="single" w:sz="4" w:color="D9D9D9"/>
+              <w:left w:val="single" w:sz="4" w:color="D9D9D9"/>
               <w:bottom w:val="single" w:sz="4" w:color="D9D9D9"/>
-              <w:left w:val="single" w:sz="4" w:color="D9D9D9"/>
               <w:right w:val="single" w:sz="4" w:color="D9D9D9"/>
             </w:tcBorders>
             <w:shd w:fill="142D40"/>
             <w:tcMar>
               <w:top w:w="85" w:type="dxa"/>
+              <w:left w:w="85" w:type="dxa"/>
               <w:bottom w:w="85" w:type="dxa"/>
-              <w:left w:w="85" w:type="dxa"/>
               <w:right w:w="85" w:type="dxa"/>
             </w:tcMar>
           </w:tcPr>
@@ -163,15 +163,15 @@
             <w:tcW w:type="dxa" w:w="4264"/>
             <w:tcBorders>
               <w:top w:val="single" w:sz="4" w:color="D9D9D9"/>
+              <w:left w:val="single" w:sz="4" w:color="D9D9D9"/>
               <w:bottom w:val="single" w:sz="4" w:color="D9D9D9"/>
-              <w:left w:val="single" w:sz="4" w:color="D9D9D9"/>
               <w:right w:val="single" w:sz="4" w:color="D9D9D9"/>
             </w:tcBorders>
             <w:shd w:fill="FFFFFF"/>
             <w:tcMar>
               <w:top w:w="85" w:type="dxa"/>
+              <w:left w:w="85" w:type="dxa"/>
               <w:bottom w:w="85" w:type="dxa"/>
-              <w:left w:w="85" w:type="dxa"/>
               <w:right w:w="85" w:type="dxa"/>
             </w:tcMar>
           </w:tcPr>
@@ -194,15 +194,15 @@
             <w:tcW w:type="dxa" w:w="1218"/>
             <w:tcBorders>
               <w:top w:val="single" w:sz="4" w:color="D9D9D9"/>
+              <w:left w:val="single" w:sz="4" w:color="D9D9D9"/>
               <w:bottom w:val="single" w:sz="4" w:color="D9D9D9"/>
-              <w:left w:val="single" w:sz="4" w:color="D9D9D9"/>
               <w:right w:val="single" w:sz="4" w:color="D9D9D9"/>
             </w:tcBorders>
             <w:shd w:fill="FFFFFF"/>
             <w:tcMar>
               <w:top w:w="85" w:type="dxa"/>
+              <w:left w:w="85" w:type="dxa"/>
               <w:bottom w:w="85" w:type="dxa"/>
-              <w:left w:w="85" w:type="dxa"/>
               <w:right w:w="85" w:type="dxa"/>
             </w:tcMar>
           </w:tcPr>
@@ -225,15 +225,15 @@
             <w:tcW w:type="dxa" w:w="4670"/>
             <w:tcBorders>
               <w:top w:val="single" w:sz="4" w:color="D9D9D9"/>
+              <w:left w:val="single" w:sz="4" w:color="D9D9D9"/>
               <w:bottom w:val="single" w:sz="4" w:color="D9D9D9"/>
-              <w:left w:val="single" w:sz="4" w:color="D9D9D9"/>
               <w:right w:val="single" w:sz="4" w:color="D9D9D9"/>
             </w:tcBorders>
             <w:shd w:fill="FFFFFF"/>
             <w:tcMar>
               <w:top w:w="85" w:type="dxa"/>
+              <w:left w:w="85" w:type="dxa"/>
               <w:bottom w:w="85" w:type="dxa"/>
-              <w:left w:w="85" w:type="dxa"/>
               <w:right w:w="85" w:type="dxa"/>
             </w:tcMar>
           </w:tcPr>
@@ -258,15 +258,15 @@
             <w:tcW w:type="dxa" w:w="4264"/>
             <w:tcBorders>
               <w:top w:val="single" w:sz="4" w:color="D9D9D9"/>
+              <w:left w:val="single" w:sz="4" w:color="D9D9D9"/>
               <w:bottom w:val="single" w:sz="4" w:color="D9D9D9"/>
-              <w:left w:val="single" w:sz="4" w:color="D9D9D9"/>
               <w:right w:val="single" w:sz="4" w:color="D9D9D9"/>
             </w:tcBorders>
             <w:shd w:fill="F1F5F7"/>
             <w:tcMar>
               <w:top w:w="85" w:type="dxa"/>
+              <w:left w:w="85" w:type="dxa"/>
               <w:bottom w:w="85" w:type="dxa"/>
-              <w:left w:w="85" w:type="dxa"/>
               <w:right w:w="85" w:type="dxa"/>
             </w:tcMar>
           </w:tcPr>
@@ -289,15 +289,15 @@
             <w:tcW w:type="dxa" w:w="1218"/>
             <w:tcBorders>
               <w:top w:val="single" w:sz="4" w:color="D9D9D9"/>
+              <w:left w:val="single" w:sz="4" w:color="D9D9D9"/>
               <w:bottom w:val="single" w:sz="4" w:color="D9D9D9"/>
-              <w:left w:val="single" w:sz="4" w:color="D9D9D9"/>
               <w:right w:val="single" w:sz="4" w:color="D9D9D9"/>
             </w:tcBorders>
             <w:shd w:fill="F1F5F7"/>
             <w:tcMar>
               <w:top w:w="85" w:type="dxa"/>
+              <w:left w:w="85" w:type="dxa"/>
               <w:bottom w:w="85" w:type="dxa"/>
-              <w:left w:w="85" w:type="dxa"/>
               <w:right w:w="85" w:type="dxa"/>
             </w:tcMar>
           </w:tcPr>
@@ -320,15 +320,15 @@
             <w:tcW w:type="dxa" w:w="4670"/>
             <w:tcBorders>
               <w:top w:val="single" w:sz="4" w:color="D9D9D9"/>
+              <w:left w:val="single" w:sz="4" w:color="D9D9D9"/>
               <w:bottom w:val="single" w:sz="4" w:color="D9D9D9"/>
-              <w:left w:val="single" w:sz="4" w:color="D9D9D9"/>
               <w:right w:val="single" w:sz="4" w:color="D9D9D9"/>
             </w:tcBorders>
             <w:shd w:fill="F1F5F7"/>
             <w:tcMar>
               <w:top w:w="85" w:type="dxa"/>
+              <w:left w:w="85" w:type="dxa"/>
               <w:bottom w:w="85" w:type="dxa"/>
-              <w:left w:w="85" w:type="dxa"/>
               <w:right w:w="85" w:type="dxa"/>
             </w:tcMar>
           </w:tcPr>
@@ -353,15 +353,15 @@
             <w:tcW w:type="dxa" w:w="4264"/>
             <w:tcBorders>
               <w:top w:val="single" w:sz="4" w:color="D9D9D9"/>
+              <w:left w:val="single" w:sz="4" w:color="D9D9D9"/>
               <w:bottom w:val="single" w:sz="4" w:color="D9D9D9"/>
-              <w:left w:val="single" w:sz="4" w:color="D9D9D9"/>
               <w:right w:val="single" w:sz="4" w:color="D9D9D9"/>
             </w:tcBorders>
             <w:shd w:fill="FFFFFF"/>
             <w:tcMar>
               <w:top w:w="85" w:type="dxa"/>
+              <w:left w:w="85" w:type="dxa"/>
               <w:bottom w:w="85" w:type="dxa"/>
-              <w:left w:w="85" w:type="dxa"/>
               <w:right w:w="85" w:type="dxa"/>
             </w:tcMar>
           </w:tcPr>
@@ -384,15 +384,15 @@
             <w:tcW w:type="dxa" w:w="1218"/>
             <w:tcBorders>
               <w:top w:val="single" w:sz="4" w:color="D9D9D9"/>
+              <w:left w:val="single" w:sz="4" w:color="D9D9D9"/>
               <w:bottom w:val="single" w:sz="4" w:color="D9D9D9"/>
-              <w:left w:val="single" w:sz="4" w:color="D9D9D9"/>
               <w:right w:val="single" w:sz="4" w:color="D9D9D9"/>
             </w:tcBorders>
             <w:shd w:fill="FFFFFF"/>
             <w:tcMar>
               <w:top w:w="85" w:type="dxa"/>
+              <w:left w:w="85" w:type="dxa"/>
               <w:bottom w:w="85" w:type="dxa"/>
-              <w:left w:w="85" w:type="dxa"/>
               <w:right w:w="85" w:type="dxa"/>
             </w:tcMar>
           </w:tcPr>
@@ -415,15 +415,15 @@
             <w:tcW w:type="dxa" w:w="4670"/>
             <w:tcBorders>
               <w:top w:val="single" w:sz="4" w:color="D9D9D9"/>
+              <w:left w:val="single" w:sz="4" w:color="D9D9D9"/>
               <w:bottom w:val="single" w:sz="4" w:color="D9D9D9"/>
-              <w:left w:val="single" w:sz="4" w:color="D9D9D9"/>
               <w:right w:val="single" w:sz="4" w:color="D9D9D9"/>
             </w:tcBorders>
             <w:shd w:fill="FFFFFF"/>
             <w:tcMar>
               <w:top w:w="85" w:type="dxa"/>
+              <w:left w:w="85" w:type="dxa"/>
               <w:bottom w:w="85" w:type="dxa"/>
-              <w:left w:w="85" w:type="dxa"/>
               <w:right w:w="85" w:type="dxa"/>
             </w:tcMar>
           </w:tcPr>
@@ -448,15 +448,15 @@
             <w:tcW w:type="dxa" w:w="4264"/>
             <w:tcBorders>
               <w:top w:val="single" w:sz="4" w:color="D9D9D9"/>
+              <w:left w:val="single" w:sz="4" w:color="D9D9D9"/>
               <w:bottom w:val="single" w:sz="4" w:color="D9D9D9"/>
-              <w:left w:val="single" w:sz="4" w:color="D9D9D9"/>
               <w:right w:val="single" w:sz="4" w:color="D9D9D9"/>
             </w:tcBorders>
             <w:shd w:fill="F1F5F7"/>
             <w:tcMar>
               <w:top w:w="85" w:type="dxa"/>
+              <w:left w:w="85" w:type="dxa"/>
               <w:bottom w:w="85" w:type="dxa"/>
-              <w:left w:w="85" w:type="dxa"/>
               <w:right w:w="85" w:type="dxa"/>
             </w:tcMar>
           </w:tcPr>
@@ -479,15 +479,15 @@
             <w:tcW w:type="dxa" w:w="1218"/>
             <w:tcBorders>
               <w:top w:val="single" w:sz="4" w:color="D9D9D9"/>
+              <w:left w:val="single" w:sz="4" w:color="D9D9D9"/>
               <w:bottom w:val="single" w:sz="4" w:color="D9D9D9"/>
-              <w:left w:val="single" w:sz="4" w:color="D9D9D9"/>
               <w:right w:val="single" w:sz="4" w:color="D9D9D9"/>
             </w:tcBorders>
             <w:shd w:fill="F1F5F7"/>
             <w:tcMar>
               <w:top w:w="85" w:type="dxa"/>
+              <w:left w:w="85" w:type="dxa"/>
               <w:bottom w:w="85" w:type="dxa"/>
-              <w:left w:w="85" w:type="dxa"/>
               <w:right w:w="85" w:type="dxa"/>
             </w:tcMar>
           </w:tcPr>
@@ -510,15 +510,15 @@
             <w:tcW w:type="dxa" w:w="4670"/>
             <w:tcBorders>
               <w:top w:val="single" w:sz="4" w:color="D9D9D9"/>
+              <w:left w:val="single" w:sz="4" w:color="D9D9D9"/>
               <w:bottom w:val="single" w:sz="4" w:color="D9D9D9"/>
-              <w:left w:val="single" w:sz="4" w:color="D9D9D9"/>
               <w:right w:val="single" w:sz="4" w:color="D9D9D9"/>
             </w:tcBorders>
             <w:shd w:fill="F1F5F7"/>
             <w:tcMar>
               <w:top w:w="85" w:type="dxa"/>
+              <w:left w:w="85" w:type="dxa"/>
               <w:bottom w:w="85" w:type="dxa"/>
-              <w:left w:w="85" w:type="dxa"/>
               <w:right w:w="85" w:type="dxa"/>
             </w:tcMar>
           </w:tcPr>
@@ -543,15 +543,15 @@
             <w:tcW w:type="dxa" w:w="4264"/>
             <w:tcBorders>
               <w:top w:val="single" w:sz="4" w:color="D9D9D9"/>
+              <w:left w:val="single" w:sz="4" w:color="D9D9D9"/>
               <w:bottom w:val="single" w:sz="4" w:color="D9D9D9"/>
-              <w:left w:val="single" w:sz="4" w:color="D9D9D9"/>
               <w:right w:val="single" w:sz="4" w:color="D9D9D9"/>
             </w:tcBorders>
             <w:shd w:fill="FFFFFF"/>
             <w:tcMar>
               <w:top w:w="85" w:type="dxa"/>
+              <w:left w:w="85" w:type="dxa"/>
               <w:bottom w:w="85" w:type="dxa"/>
-              <w:left w:w="85" w:type="dxa"/>
               <w:right w:w="85" w:type="dxa"/>
             </w:tcMar>
           </w:tcPr>
@@ -574,15 +574,15 @@
             <w:tcW w:type="dxa" w:w="1218"/>
             <w:tcBorders>
               <w:top w:val="single" w:sz="4" w:color="D9D9D9"/>
+              <w:left w:val="single" w:sz="4" w:color="D9D9D9"/>
               <w:bottom w:val="single" w:sz="4" w:color="D9D9D9"/>
-              <w:left w:val="single" w:sz="4" w:color="D9D9D9"/>
               <w:right w:val="single" w:sz="4" w:color="D9D9D9"/>
             </w:tcBorders>
             <w:shd w:fill="FFFFFF"/>
             <w:tcMar>
               <w:top w:w="85" w:type="dxa"/>
+              <w:left w:w="85" w:type="dxa"/>
               <w:bottom w:w="85" w:type="dxa"/>
-              <w:left w:w="85" w:type="dxa"/>
               <w:right w:w="85" w:type="dxa"/>
             </w:tcMar>
           </w:tcPr>
@@ -605,15 +605,15 @@
             <w:tcW w:type="dxa" w:w="4670"/>
             <w:tcBorders>
               <w:top w:val="single" w:sz="4" w:color="D9D9D9"/>
+              <w:left w:val="single" w:sz="4" w:color="D9D9D9"/>
               <w:bottom w:val="single" w:sz="4" w:color="D9D9D9"/>
-              <w:left w:val="single" w:sz="4" w:color="D9D9D9"/>
               <w:right w:val="single" w:sz="4" w:color="D9D9D9"/>
             </w:tcBorders>
             <w:shd w:fill="FFFFFF"/>
             <w:tcMar>
               <w:top w:w="85" w:type="dxa"/>
+              <w:left w:w="85" w:type="dxa"/>
               <w:bottom w:w="85" w:type="dxa"/>
-              <w:left w:w="85" w:type="dxa"/>
               <w:right w:w="85" w:type="dxa"/>
             </w:tcMar>
           </w:tcPr>
@@ -638,15 +638,15 @@
             <w:tcW w:type="dxa" w:w="4264"/>
             <w:tcBorders>
               <w:top w:val="single" w:sz="4" w:color="D9D9D9"/>
+              <w:left w:val="single" w:sz="4" w:color="D9D9D9"/>
               <w:bottom w:val="single" w:sz="4" w:color="D9D9D9"/>
-              <w:left w:val="single" w:sz="4" w:color="D9D9D9"/>
               <w:right w:val="single" w:sz="4" w:color="D9D9D9"/>
             </w:tcBorders>
             <w:shd w:fill="F1F5F7"/>
             <w:tcMar>
               <w:top w:w="85" w:type="dxa"/>
+              <w:left w:w="85" w:type="dxa"/>
               <w:bottom w:w="85" w:type="dxa"/>
-              <w:left w:w="85" w:type="dxa"/>
               <w:right w:w="85" w:type="dxa"/>
             </w:tcMar>
           </w:tcPr>
@@ -669,15 +669,15 @@
             <w:tcW w:type="dxa" w:w="1218"/>
             <w:tcBorders>
               <w:top w:val="single" w:sz="4" w:color="D9D9D9"/>
+              <w:left w:val="single" w:sz="4" w:color="D9D9D9"/>
               <w:bottom w:val="single" w:sz="4" w:color="D9D9D9"/>
-              <w:left w:val="single" w:sz="4" w:color="D9D9D9"/>
               <w:right w:val="single" w:sz="4" w:color="D9D9D9"/>
             </w:tcBorders>
             <w:shd w:fill="F1F5F7"/>
             <w:tcMar>
               <w:top w:w="85" w:type="dxa"/>
+              <w:left w:w="85" w:type="dxa"/>
               <w:bottom w:w="85" w:type="dxa"/>
-              <w:left w:w="85" w:type="dxa"/>
               <w:right w:w="85" w:type="dxa"/>
             </w:tcMar>
           </w:tcPr>
@@ -700,15 +700,15 @@
             <w:tcW w:type="dxa" w:w="4670"/>
             <w:tcBorders>
               <w:top w:val="single" w:sz="4" w:color="D9D9D9"/>
+              <w:left w:val="single" w:sz="4" w:color="D9D9D9"/>
               <w:bottom w:val="single" w:sz="4" w:color="D9D9D9"/>
-              <w:left w:val="single" w:sz="4" w:color="D9D9D9"/>
               <w:right w:val="single" w:sz="4" w:color="D9D9D9"/>
             </w:tcBorders>
             <w:shd w:fill="F1F5F7"/>
             <w:tcMar>
               <w:top w:w="85" w:type="dxa"/>
+              <w:left w:w="85" w:type="dxa"/>
               <w:bottom w:w="85" w:type="dxa"/>
-              <w:left w:w="85" w:type="dxa"/>
               <w:right w:w="85" w:type="dxa"/>
             </w:tcMar>
           </w:tcPr>
@@ -733,15 +733,15 @@
             <w:tcW w:type="dxa" w:w="4264"/>
             <w:tcBorders>
               <w:top w:val="single" w:sz="4" w:color="D9D9D9"/>
+              <w:left w:val="single" w:sz="4" w:color="D9D9D9"/>
               <w:bottom w:val="single" w:sz="4" w:color="D9D9D9"/>
-              <w:left w:val="single" w:sz="4" w:color="D9D9D9"/>
               <w:right w:val="single" w:sz="4" w:color="D9D9D9"/>
             </w:tcBorders>
             <w:shd w:fill="FFFFFF"/>
             <w:tcMar>
               <w:top w:w="85" w:type="dxa"/>
+              <w:left w:w="85" w:type="dxa"/>
               <w:bottom w:w="85" w:type="dxa"/>
-              <w:left w:w="85" w:type="dxa"/>
               <w:right w:w="85" w:type="dxa"/>
             </w:tcMar>
           </w:tcPr>
@@ -764,15 +764,15 @@
             <w:tcW w:type="dxa" w:w="1218"/>
             <w:tcBorders>
               <w:top w:val="single" w:sz="4" w:color="D9D9D9"/>
+              <w:left w:val="single" w:sz="4" w:color="D9D9D9"/>
               <w:bottom w:val="single" w:sz="4" w:color="D9D9D9"/>
-              <w:left w:val="single" w:sz="4" w:color="D9D9D9"/>
               <w:right w:val="single" w:sz="4" w:color="D9D9D9"/>
             </w:tcBorders>
             <w:shd w:fill="FFFFFF"/>
             <w:tcMar>
               <w:top w:w="85" w:type="dxa"/>
+              <w:left w:w="85" w:type="dxa"/>
               <w:bottom w:w="85" w:type="dxa"/>
-              <w:left w:w="85" w:type="dxa"/>
               <w:right w:w="85" w:type="dxa"/>
             </w:tcMar>
           </w:tcPr>
@@ -795,15 +795,15 @@
             <w:tcW w:type="dxa" w:w="4670"/>
             <w:tcBorders>
               <w:top w:val="single" w:sz="4" w:color="D9D9D9"/>
+              <w:left w:val="single" w:sz="4" w:color="D9D9D9"/>
               <w:bottom w:val="single" w:sz="4" w:color="D9D9D9"/>
-              <w:left w:val="single" w:sz="4" w:color="D9D9D9"/>
               <w:right w:val="single" w:sz="4" w:color="D9D9D9"/>
             </w:tcBorders>
             <w:shd w:fill="FFFFFF"/>
             <w:tcMar>
               <w:top w:w="85" w:type="dxa"/>
+              <w:left w:w="85" w:type="dxa"/>
               <w:bottom w:w="85" w:type="dxa"/>
-              <w:left w:w="85" w:type="dxa"/>
               <w:right w:w="85" w:type="dxa"/>
             </w:tcMar>
           </w:tcPr>
@@ -828,15 +828,15 @@
             <w:tcW w:type="dxa" w:w="4264"/>
             <w:tcBorders>
               <w:top w:val="single" w:sz="4" w:color="D9D9D9"/>
+              <w:left w:val="single" w:sz="4" w:color="D9D9D9"/>
               <w:bottom w:val="single" w:sz="4" w:color="D9D9D9"/>
-              <w:left w:val="single" w:sz="4" w:color="D9D9D9"/>
               <w:right w:val="single" w:sz="4" w:color="D9D9D9"/>
             </w:tcBorders>
             <w:shd w:fill="F1F5F7"/>
             <w:tcMar>
               <w:top w:w="85" w:type="dxa"/>
+              <w:left w:w="85" w:type="dxa"/>
               <w:bottom w:w="85" w:type="dxa"/>
-              <w:left w:w="85" w:type="dxa"/>
               <w:right w:w="85" w:type="dxa"/>
             </w:tcMar>
           </w:tcPr>
@@ -859,15 +859,15 @@
             <w:tcW w:type="dxa" w:w="1218"/>
             <w:tcBorders>
               <w:top w:val="single" w:sz="4" w:color="D9D9D9"/>
+              <w:left w:val="single" w:sz="4" w:color="D9D9D9"/>
               <w:bottom w:val="single" w:sz="4" w:color="D9D9D9"/>
-              <w:left w:val="single" w:sz="4" w:color="D9D9D9"/>
               <w:right w:val="single" w:sz="4" w:color="D9D9D9"/>
             </w:tcBorders>
             <w:shd w:fill="F1F5F7"/>
             <w:tcMar>
               <w:top w:w="85" w:type="dxa"/>
+              <w:left w:w="85" w:type="dxa"/>
               <w:bottom w:w="85" w:type="dxa"/>
-              <w:left w:w="85" w:type="dxa"/>
               <w:right w:w="85" w:type="dxa"/>
             </w:tcMar>
           </w:tcPr>
@@ -890,15 +890,15 @@
             <w:tcW w:type="dxa" w:w="4670"/>
             <w:tcBorders>
               <w:top w:val="single" w:sz="4" w:color="D9D9D9"/>
+              <w:left w:val="single" w:sz="4" w:color="D9D9D9"/>
               <w:bottom w:val="single" w:sz="4" w:color="D9D9D9"/>
-              <w:left w:val="single" w:sz="4" w:color="D9D9D9"/>
               <w:right w:val="single" w:sz="4" w:color="D9D9D9"/>
             </w:tcBorders>
             <w:shd w:fill="F1F5F7"/>
             <w:tcMar>
               <w:top w:w="85" w:type="dxa"/>
+              <w:left w:w="85" w:type="dxa"/>
               <w:bottom w:w="85" w:type="dxa"/>
-              <w:left w:w="85" w:type="dxa"/>
               <w:right w:w="85" w:type="dxa"/>
             </w:tcMar>
           </w:tcPr>
@@ -923,15 +923,15 @@
             <w:tcW w:type="dxa" w:w="4264"/>
             <w:tcBorders>
               <w:top w:val="single" w:sz="4" w:color="D9D9D9"/>
+              <w:left w:val="single" w:sz="4" w:color="D9D9D9"/>
               <w:bottom w:val="single" w:sz="4" w:color="D9D9D9"/>
-              <w:left w:val="single" w:sz="4" w:color="D9D9D9"/>
               <w:right w:val="single" w:sz="4" w:color="D9D9D9"/>
             </w:tcBorders>
             <w:shd w:fill="FFFFFF"/>
             <w:tcMar>
               <w:top w:w="85" w:type="dxa"/>
+              <w:left w:w="85" w:type="dxa"/>
               <w:bottom w:w="85" w:type="dxa"/>
-              <w:left w:w="85" w:type="dxa"/>
               <w:right w:w="85" w:type="dxa"/>
             </w:tcMar>
           </w:tcPr>
@@ -954,15 +954,15 @@
             <w:tcW w:type="dxa" w:w="1218"/>
             <w:tcBorders>
               <w:top w:val="single" w:sz="4" w:color="D9D9D9"/>
+              <w:left w:val="single" w:sz="4" w:color="D9D9D9"/>
               <w:bottom w:val="single" w:sz="4" w:color="D9D9D9"/>
-              <w:left w:val="single" w:sz="4" w:color="D9D9D9"/>
               <w:right w:val="single" w:sz="4" w:color="D9D9D9"/>
             </w:tcBorders>
             <w:shd w:fill="FFFFFF"/>
             <w:tcMar>
               <w:top w:w="85" w:type="dxa"/>
+              <w:left w:w="85" w:type="dxa"/>
               <w:bottom w:w="85" w:type="dxa"/>
-              <w:left w:w="85" w:type="dxa"/>
               <w:right w:w="85" w:type="dxa"/>
             </w:tcMar>
           </w:tcPr>
@@ -985,15 +985,15 @@
             <w:tcW w:type="dxa" w:w="4670"/>
             <w:tcBorders>
               <w:top w:val="single" w:sz="4" w:color="D9D9D9"/>
+              <w:left w:val="single" w:sz="4" w:color="D9D9D9"/>
               <w:bottom w:val="single" w:sz="4" w:color="D9D9D9"/>
-              <w:left w:val="single" w:sz="4" w:color="D9D9D9"/>
               <w:right w:val="single" w:sz="4" w:color="D9D9D9"/>
             </w:tcBorders>
             <w:shd w:fill="FFFFFF"/>
             <w:tcMar>
               <w:top w:w="85" w:type="dxa"/>
+              <w:left w:w="85" w:type="dxa"/>
               <w:bottom w:w="85" w:type="dxa"/>
-              <w:left w:w="85" w:type="dxa"/>
               <w:right w:w="85" w:type="dxa"/>
             </w:tcMar>
           </w:tcPr>
@@ -1018,15 +1018,15 @@
             <w:tcW w:type="dxa" w:w="4264"/>
             <w:tcBorders>
               <w:top w:val="single" w:sz="4" w:color="D9D9D9"/>
+              <w:left w:val="single" w:sz="4" w:color="D9D9D9"/>
               <w:bottom w:val="single" w:sz="4" w:color="D9D9D9"/>
-              <w:left w:val="single" w:sz="4" w:color="D9D9D9"/>
               <w:right w:val="single" w:sz="4" w:color="D9D9D9"/>
             </w:tcBorders>
             <w:shd w:fill="F1F5F7"/>
             <w:tcMar>
               <w:top w:w="85" w:type="dxa"/>
+              <w:left w:w="85" w:type="dxa"/>
               <w:bottom w:w="85" w:type="dxa"/>
-              <w:left w:w="85" w:type="dxa"/>
               <w:right w:w="85" w:type="dxa"/>
             </w:tcMar>
           </w:tcPr>
@@ -1049,15 +1049,15 @@
             <w:tcW w:type="dxa" w:w="1218"/>
             <w:tcBorders>
               <w:top w:val="single" w:sz="4" w:color="D9D9D9"/>
+              <w:left w:val="single" w:sz="4" w:color="D9D9D9"/>
               <w:bottom w:val="single" w:sz="4" w:color="D9D9D9"/>
-              <w:left w:val="single" w:sz="4" w:color="D9D9D9"/>
               <w:right w:val="single" w:sz="4" w:color="D9D9D9"/>
             </w:tcBorders>
             <w:shd w:fill="F1F5F7"/>
             <w:tcMar>
               <w:top w:w="85" w:type="dxa"/>
+              <w:left w:w="85" w:type="dxa"/>
               <w:bottom w:w="85" w:type="dxa"/>
-              <w:left w:w="85" w:type="dxa"/>
               <w:right w:w="85" w:type="dxa"/>
             </w:tcMar>
           </w:tcPr>
@@ -1080,15 +1080,15 @@
             <w:tcW w:type="dxa" w:w="4670"/>
             <w:tcBorders>
               <w:top w:val="single" w:sz="4" w:color="D9D9D9"/>
+              <w:left w:val="single" w:sz="4" w:color="D9D9D9"/>
               <w:bottom w:val="single" w:sz="4" w:color="D9D9D9"/>
-              <w:left w:val="single" w:sz="4" w:color="D9D9D9"/>
               <w:right w:val="single" w:sz="4" w:color="D9D9D9"/>
             </w:tcBorders>
             <w:shd w:fill="F1F5F7"/>
             <w:tcMar>
               <w:top w:w="85" w:type="dxa"/>
+              <w:left w:w="85" w:type="dxa"/>
               <w:bottom w:w="85" w:type="dxa"/>
-              <w:left w:w="85" w:type="dxa"/>
               <w:right w:w="85" w:type="dxa"/>
             </w:tcMar>
           </w:tcPr>
@@ -1152,15 +1152,15 @@
             <w:tcW w:type="dxa" w:w="4264"/>
             <w:tcBorders>
               <w:top w:val="single" w:sz="4" w:color="D9D9D9"/>
+              <w:left w:val="single" w:sz="4" w:color="D9D9D9"/>
               <w:bottom w:val="single" w:sz="4" w:color="D9D9D9"/>
-              <w:left w:val="single" w:sz="4" w:color="D9D9D9"/>
               <w:right w:val="single" w:sz="4" w:color="D9D9D9"/>
             </w:tcBorders>
             <w:shd w:fill="142D40"/>
             <w:tcMar>
               <w:top w:w="85" w:type="dxa"/>
+              <w:left w:w="85" w:type="dxa"/>
               <w:bottom w:w="85" w:type="dxa"/>
-              <w:left w:w="85" w:type="dxa"/>
               <w:right w:w="85" w:type="dxa"/>
             </w:tcMar>
           </w:tcPr>
@@ -1183,15 +1183,15 @@
             <w:tcW w:type="dxa" w:w="2436"/>
             <w:tcBorders>
               <w:top w:val="single" w:sz="4" w:color="D9D9D9"/>
+              <w:left w:val="single" w:sz="4" w:color="D9D9D9"/>
               <w:bottom w:val="single" w:sz="4" w:color="D9D9D9"/>
-              <w:left w:val="single" w:sz="4" w:color="D9D9D9"/>
               <w:right w:val="single" w:sz="4" w:color="D9D9D9"/>
             </w:tcBorders>
             <w:shd w:fill="142D40"/>
             <w:tcMar>
               <w:top w:w="85" w:type="dxa"/>
+              <w:left w:w="85" w:type="dxa"/>
               <w:bottom w:w="85" w:type="dxa"/>
-              <w:left w:w="85" w:type="dxa"/>
               <w:right w:w="85" w:type="dxa"/>
             </w:tcMar>
           </w:tcPr>
@@ -1214,15 +1214,15 @@
             <w:tcW w:type="dxa" w:w="3452"/>
             <w:tcBorders>
               <w:top w:val="single" w:sz="4" w:color="D9D9D9"/>
+              <w:left w:val="single" w:sz="4" w:color="D9D9D9"/>
               <w:bottom w:val="single" w:sz="4" w:color="D9D9D9"/>
-              <w:left w:val="single" w:sz="4" w:color="D9D9D9"/>
               <w:right w:val="single" w:sz="4" w:color="D9D9D9"/>
             </w:tcBorders>
             <w:shd w:fill="142D40"/>
             <w:tcMar>
               <w:top w:w="85" w:type="dxa"/>
+              <w:left w:w="85" w:type="dxa"/>
               <w:bottom w:w="85" w:type="dxa"/>
-              <w:left w:w="85" w:type="dxa"/>
               <w:right w:w="85" w:type="dxa"/>
             </w:tcMar>
           </w:tcPr>
@@ -1247,15 +1247,15 @@
             <w:tcW w:type="dxa" w:w="4264"/>
             <w:tcBorders>
               <w:top w:val="single" w:sz="4" w:color="D9D9D9"/>
+              <w:left w:val="single" w:sz="4" w:color="D9D9D9"/>
               <w:bottom w:val="single" w:sz="4" w:color="D9D9D9"/>
-              <w:left w:val="single" w:sz="4" w:color="D9D9D9"/>
               <w:right w:val="single" w:sz="4" w:color="D9D9D9"/>
             </w:tcBorders>
             <w:shd w:fill="FFFFFF"/>
             <w:tcMar>
               <w:top w:w="85" w:type="dxa"/>
+              <w:left w:w="85" w:type="dxa"/>
               <w:bottom w:w="85" w:type="dxa"/>
-              <w:left w:w="85" w:type="dxa"/>
               <w:right w:w="85" w:type="dxa"/>
             </w:tcMar>
           </w:tcPr>
@@ -1278,15 +1278,15 @@
             <w:tcW w:type="dxa" w:w="2436"/>
             <w:tcBorders>
               <w:top w:val="single" w:sz="4" w:color="D9D9D9"/>
+              <w:left w:val="single" w:sz="4" w:color="D9D9D9"/>
               <w:bottom w:val="single" w:sz="4" w:color="D9D9D9"/>
-              <w:left w:val="single" w:sz="4" w:color="D9D9D9"/>
               <w:right w:val="single" w:sz="4" w:color="D9D9D9"/>
             </w:tcBorders>
             <w:shd w:fill="FFFFFF"/>
             <w:tcMar>
               <w:top w:w="85" w:type="dxa"/>
+              <w:left w:w="85" w:type="dxa"/>
               <w:bottom w:w="85" w:type="dxa"/>
-              <w:left w:w="85" w:type="dxa"/>
               <w:right w:w="85" w:type="dxa"/>
             </w:tcMar>
           </w:tcPr>
@@ -1309,15 +1309,15 @@
             <w:tcW w:type="dxa" w:w="3452"/>
             <w:tcBorders>
               <w:top w:val="single" w:sz="4" w:color="D9D9D9"/>
+              <w:left w:val="single" w:sz="4" w:color="D9D9D9"/>
               <w:bottom w:val="single" w:sz="4" w:color="D9D9D9"/>
-              <w:left w:val="single" w:sz="4" w:color="D9D9D9"/>
               <w:right w:val="single" w:sz="4" w:color="D9D9D9"/>
             </w:tcBorders>
             <w:shd w:fill="FFFFFF"/>
             <w:tcMar>
               <w:top w:w="85" w:type="dxa"/>
+              <w:left w:w="85" w:type="dxa"/>
               <w:bottom w:w="85" w:type="dxa"/>
-              <w:left w:w="85" w:type="dxa"/>
               <w:right w:w="85" w:type="dxa"/>
             </w:tcMar>
           </w:tcPr>
@@ -1342,15 +1342,15 @@
             <w:tcW w:type="dxa" w:w="4264"/>
             <w:tcBorders>
               <w:top w:val="single" w:sz="4" w:color="D9D9D9"/>
+              <w:left w:val="single" w:sz="4" w:color="D9D9D9"/>
               <w:bottom w:val="single" w:sz="4" w:color="D9D9D9"/>
-              <w:left w:val="single" w:sz="4" w:color="D9D9D9"/>
               <w:right w:val="single" w:sz="4" w:color="D9D9D9"/>
             </w:tcBorders>
             <w:shd w:fill="F1F5F7"/>
             <w:tcMar>
               <w:top w:w="85" w:type="dxa"/>
+              <w:left w:w="85" w:type="dxa"/>
               <w:bottom w:w="85" w:type="dxa"/>
-              <w:left w:w="85" w:type="dxa"/>
               <w:right w:w="85" w:type="dxa"/>
             </w:tcMar>
           </w:tcPr>
@@ -1373,15 +1373,15 @@
             <w:tcW w:type="dxa" w:w="2436"/>
             <w:tcBorders>
               <w:top w:val="single" w:sz="4" w:color="D9D9D9"/>
+              <w:left w:val="single" w:sz="4" w:color="D9D9D9"/>
               <w:bottom w:val="single" w:sz="4" w:color="D9D9D9"/>
-              <w:left w:val="single" w:sz="4" w:color="D9D9D9"/>
               <w:right w:val="single" w:sz="4" w:color="D9D9D9"/>
             </w:tcBorders>
             <w:shd w:fill="F1F5F7"/>
             <w:tcMar>
               <w:top w:w="85" w:type="dxa"/>
+              <w:left w:w="85" w:type="dxa"/>
               <w:bottom w:w="85" w:type="dxa"/>
-              <w:left w:w="85" w:type="dxa"/>
               <w:right w:w="85" w:type="dxa"/>
             </w:tcMar>
           </w:tcPr>
@@ -1404,15 +1404,15 @@
             <w:tcW w:type="dxa" w:w="3452"/>
             <w:tcBorders>
               <w:top w:val="single" w:sz="4" w:color="D9D9D9"/>
+              <w:left w:val="single" w:sz="4" w:color="D9D9D9"/>
               <w:bottom w:val="single" w:sz="4" w:color="D9D9D9"/>
-              <w:left w:val="single" w:sz="4" w:color="D9D9D9"/>
               <w:right w:val="single" w:sz="4" w:color="D9D9D9"/>
             </w:tcBorders>
             <w:shd w:fill="F1F5F7"/>
             <w:tcMar>
               <w:top w:w="85" w:type="dxa"/>
+              <w:left w:w="85" w:type="dxa"/>
               <w:bottom w:w="85" w:type="dxa"/>
-              <w:left w:w="85" w:type="dxa"/>
               <w:right w:w="85" w:type="dxa"/>
             </w:tcMar>
           </w:tcPr>
@@ -1437,15 +1437,15 @@
             <w:tcW w:type="dxa" w:w="4264"/>
             <w:tcBorders>
               <w:top w:val="single" w:sz="4" w:color="D9D9D9"/>
+              <w:left w:val="single" w:sz="4" w:color="D9D9D9"/>
               <w:bottom w:val="single" w:sz="4" w:color="D9D9D9"/>
-              <w:left w:val="single" w:sz="4" w:color="D9D9D9"/>
               <w:right w:val="single" w:sz="4" w:color="D9D9D9"/>
             </w:tcBorders>
             <w:shd w:fill="FFFFFF"/>
             <w:tcMar>
               <w:top w:w="85" w:type="dxa"/>
+              <w:left w:w="85" w:type="dxa"/>
               <w:bottom w:w="85" w:type="dxa"/>
-              <w:left w:w="85" w:type="dxa"/>
               <w:right w:w="85" w:type="dxa"/>
             </w:tcMar>
           </w:tcPr>
@@ -1468,15 +1468,15 @@
             <w:tcW w:type="dxa" w:w="2436"/>
             <w:tcBorders>
               <w:top w:val="single" w:sz="4" w:color="D9D9D9"/>
+              <w:left w:val="single" w:sz="4" w:color="D9D9D9"/>
               <w:bottom w:val="single" w:sz="4" w:color="D9D9D9"/>
-              <w:left w:val="single" w:sz="4" w:color="D9D9D9"/>
               <w:right w:val="single" w:sz="4" w:color="D9D9D9"/>
             </w:tcBorders>
             <w:shd w:fill="FFFFFF"/>
             <w:tcMar>
               <w:top w:w="85" w:type="dxa"/>
+              <w:left w:w="85" w:type="dxa"/>
               <w:bottom w:w="85" w:type="dxa"/>
-              <w:left w:w="85" w:type="dxa"/>
               <w:right w:w="85" w:type="dxa"/>
             </w:tcMar>
           </w:tcPr>
@@ -1499,15 +1499,15 @@
             <w:tcW w:type="dxa" w:w="3452"/>
             <w:tcBorders>
               <w:top w:val="single" w:sz="4" w:color="D9D9D9"/>
+              <w:left w:val="single" w:sz="4" w:color="D9D9D9"/>
               <w:bottom w:val="single" w:sz="4" w:color="D9D9D9"/>
-              <w:left w:val="single" w:sz="4" w:color="D9D9D9"/>
               <w:right w:val="single" w:sz="4" w:color="D9D9D9"/>
             </w:tcBorders>
             <w:shd w:fill="FFFFFF"/>
             <w:tcMar>
               <w:top w:w="85" w:type="dxa"/>
+              <w:left w:w="85" w:type="dxa"/>
               <w:bottom w:w="85" w:type="dxa"/>
-              <w:left w:w="85" w:type="dxa"/>
               <w:right w:w="85" w:type="dxa"/>
             </w:tcMar>
           </w:tcPr>
@@ -1532,15 +1532,15 @@
             <w:tcW w:type="dxa" w:w="4264"/>
             <w:tcBorders>
               <w:top w:val="single" w:sz="4" w:color="D9D9D9"/>
+              <w:left w:val="single" w:sz="4" w:color="D9D9D9"/>
               <w:bottom w:val="single" w:sz="4" w:color="D9D9D9"/>
-              <w:left w:val="single" w:sz="4" w:color="D9D9D9"/>
               <w:right w:val="single" w:sz="4" w:color="D9D9D9"/>
             </w:tcBorders>
             <w:shd w:fill="F1F5F7"/>
             <w:tcMar>
               <w:top w:w="85" w:type="dxa"/>
+              <w:left w:w="85" w:type="dxa"/>
               <w:bottom w:w="85" w:type="dxa"/>
-              <w:left w:w="85" w:type="dxa"/>
               <w:right w:w="85" w:type="dxa"/>
             </w:tcMar>
           </w:tcPr>
@@ -1563,15 +1563,15 @@
             <w:tcW w:type="dxa" w:w="2436"/>
             <w:tcBorders>
               <w:top w:val="single" w:sz="4" w:color="D9D9D9"/>
+              <w:left w:val="single" w:sz="4" w:color="D9D9D9"/>
               <w:bottom w:val="single" w:sz="4" w:color="D9D9D9"/>
-              <w:left w:val="single" w:sz="4" w:color="D9D9D9"/>
               <w:right w:val="single" w:sz="4" w:color="D9D9D9"/>
             </w:tcBorders>
             <w:shd w:fill="F1F5F7"/>
             <w:tcMar>
               <w:top w:w="85" w:type="dxa"/>
+              <w:left w:w="85" w:type="dxa"/>
               <w:bottom w:w="85" w:type="dxa"/>
-              <w:left w:w="85" w:type="dxa"/>
               <w:right w:w="85" w:type="dxa"/>
             </w:tcMar>
           </w:tcPr>
@@ -1594,15 +1594,15 @@
             <w:tcW w:type="dxa" w:w="3452"/>
             <w:tcBorders>
               <w:top w:val="single" w:sz="4" w:color="D9D9D9"/>
+              <w:left w:val="single" w:sz="4" w:color="D9D9D9"/>
               <w:bottom w:val="single" w:sz="4" w:color="D9D9D9"/>
-              <w:left w:val="single" w:sz="4" w:color="D9D9D9"/>
               <w:right w:val="single" w:sz="4" w:color="D9D9D9"/>
             </w:tcBorders>
             <w:shd w:fill="F1F5F7"/>
             <w:tcMar>
               <w:top w:w="85" w:type="dxa"/>
+              <w:left w:w="85" w:type="dxa"/>
               <w:bottom w:w="85" w:type="dxa"/>
-              <w:left w:w="85" w:type="dxa"/>
               <w:right w:w="85" w:type="dxa"/>
             </w:tcMar>
           </w:tcPr>
@@ -1627,15 +1627,15 @@
             <w:tcW w:type="dxa" w:w="4264"/>
             <w:tcBorders>
               <w:top w:val="single" w:sz="4" w:color="D9D9D9"/>
+              <w:left w:val="single" w:sz="4" w:color="D9D9D9"/>
               <w:bottom w:val="single" w:sz="4" w:color="D9D9D9"/>
-              <w:left w:val="single" w:sz="4" w:color="D9D9D9"/>
               <w:right w:val="single" w:sz="4" w:color="D9D9D9"/>
             </w:tcBorders>
             <w:shd w:fill="FFFFFF"/>
             <w:tcMar>
               <w:top w:w="85" w:type="dxa"/>
+              <w:left w:w="85" w:type="dxa"/>
               <w:bottom w:w="85" w:type="dxa"/>
-              <w:left w:w="85" w:type="dxa"/>
               <w:right w:w="85" w:type="dxa"/>
             </w:tcMar>
           </w:tcPr>
@@ -1658,15 +1658,15 @@
             <w:tcW w:type="dxa" w:w="2436"/>
             <w:tcBorders>
               <w:top w:val="single" w:sz="4" w:color="D9D9D9"/>
+              <w:left w:val="single" w:sz="4" w:color="D9D9D9"/>
               <w:bottom w:val="single" w:sz="4" w:color="D9D9D9"/>
-              <w:left w:val="single" w:sz="4" w:color="D9D9D9"/>
               <w:right w:val="single" w:sz="4" w:color="D9D9D9"/>
             </w:tcBorders>
             <w:shd w:fill="FFFFFF"/>
             <w:tcMar>
               <w:top w:w="85" w:type="dxa"/>
+              <w:left w:w="85" w:type="dxa"/>
               <w:bottom w:w="85" w:type="dxa"/>
-              <w:left w:w="85" w:type="dxa"/>
               <w:right w:w="85" w:type="dxa"/>
             </w:tcMar>
           </w:tcPr>
@@ -1689,15 +1689,15 @@
             <w:tcW w:type="dxa" w:w="3452"/>
             <w:tcBorders>
               <w:top w:val="single" w:sz="4" w:color="D9D9D9"/>
+              <w:left w:val="single" w:sz="4" w:color="D9D9D9"/>
               <w:bottom w:val="single" w:sz="4" w:color="D9D9D9"/>
-              <w:left w:val="single" w:sz="4" w:color="D9D9D9"/>
               <w:right w:val="single" w:sz="4" w:color="D9D9D9"/>
             </w:tcBorders>
             <w:shd w:fill="FFFFFF"/>
             <w:tcMar>
               <w:top w:w="85" w:type="dxa"/>
+              <w:left w:w="85" w:type="dxa"/>
               <w:bottom w:w="85" w:type="dxa"/>
-              <w:left w:w="85" w:type="dxa"/>
               <w:right w:w="85" w:type="dxa"/>
             </w:tcMar>
           </w:tcPr>
@@ -1722,15 +1722,15 @@
             <w:tcW w:type="dxa" w:w="4264"/>
             <w:tcBorders>
               <w:top w:val="single" w:sz="4" w:color="D9D9D9"/>
+              <w:left w:val="single" w:sz="4" w:color="D9D9D9"/>
               <w:bottom w:val="single" w:sz="4" w:color="D9D9D9"/>
-              <w:left w:val="single" w:sz="4" w:color="D9D9D9"/>
               <w:right w:val="single" w:sz="4" w:color="D9D9D9"/>
             </w:tcBorders>
             <w:shd w:fill="F1F5F7"/>
             <w:tcMar>
               <w:top w:w="85" w:type="dxa"/>
+              <w:left w:w="85" w:type="dxa"/>
               <w:bottom w:w="85" w:type="dxa"/>
-              <w:left w:w="85" w:type="dxa"/>
               <w:right w:w="85" w:type="dxa"/>
             </w:tcMar>
           </w:tcPr>
@@ -1753,15 +1753,15 @@
             <w:tcW w:type="dxa" w:w="2436"/>
             <w:tcBorders>
               <w:top w:val="single" w:sz="4" w:color="D9D9D9"/>
+              <w:left w:val="single" w:sz="4" w:color="D9D9D9"/>
               <w:bottom w:val="single" w:sz="4" w:color="D9D9D9"/>
-              <w:left w:val="single" w:sz="4" w:color="D9D9D9"/>
               <w:right w:val="single" w:sz="4" w:color="D9D9D9"/>
             </w:tcBorders>
             <w:shd w:fill="F1F5F7"/>
             <w:tcMar>
               <w:top w:w="85" w:type="dxa"/>
+              <w:left w:w="85" w:type="dxa"/>
               <w:bottom w:w="85" w:type="dxa"/>
-              <w:left w:w="85" w:type="dxa"/>
               <w:right w:w="85" w:type="dxa"/>
             </w:tcMar>
           </w:tcPr>
@@ -1784,15 +1784,15 @@
             <w:tcW w:type="dxa" w:w="3452"/>
             <w:tcBorders>
               <w:top w:val="single" w:sz="4" w:color="D9D9D9"/>
+              <w:left w:val="single" w:sz="4" w:color="D9D9D9"/>
               <w:bottom w:val="single" w:sz="4" w:color="D9D9D9"/>
-              <w:left w:val="single" w:sz="4" w:color="D9D9D9"/>
               <w:right w:val="single" w:sz="4" w:color="D9D9D9"/>
             </w:tcBorders>
             <w:shd w:fill="F1F5F7"/>
             <w:tcMar>
               <w:top w:w="85" w:type="dxa"/>
+              <w:left w:w="85" w:type="dxa"/>
               <w:bottom w:w="85" w:type="dxa"/>
-              <w:left w:w="85" w:type="dxa"/>
               <w:right w:w="85" w:type="dxa"/>
             </w:tcMar>
           </w:tcPr>
@@ -1817,15 +1817,15 @@
             <w:tcW w:type="dxa" w:w="4264"/>
             <w:tcBorders>
               <w:top w:val="single" w:sz="4" w:color="D9D9D9"/>
+              <w:left w:val="single" w:sz="4" w:color="D9D9D9"/>
               <w:bottom w:val="single" w:sz="4" w:color="D9D9D9"/>
-              <w:left w:val="single" w:sz="4" w:color="D9D9D9"/>
               <w:right w:val="single" w:sz="4" w:color="D9D9D9"/>
             </w:tcBorders>
             <w:shd w:fill="FFFFFF"/>
             <w:tcMar>
               <w:top w:w="85" w:type="dxa"/>
+              <w:left w:w="85" w:type="dxa"/>
               <w:bottom w:w="85" w:type="dxa"/>
-              <w:left w:w="85" w:type="dxa"/>
               <w:right w:w="85" w:type="dxa"/>
             </w:tcMar>
           </w:tcPr>
@@ -1848,15 +1848,15 @@
             <w:tcW w:type="dxa" w:w="2436"/>
             <w:tcBorders>
               <w:top w:val="single" w:sz="4" w:color="D9D9D9"/>
+              <w:left w:val="single" w:sz="4" w:color="D9D9D9"/>
               <w:bottom w:val="single" w:sz="4" w:color="D9D9D9"/>
-              <w:left w:val="single" w:sz="4" w:color="D9D9D9"/>
               <w:right w:val="single" w:sz="4" w:color="D9D9D9"/>
             </w:tcBorders>
             <w:shd w:fill="FFFFFF"/>
             <w:tcMar>
               <w:top w:w="85" w:type="dxa"/>
+              <w:left w:w="85" w:type="dxa"/>
               <w:bottom w:w="85" w:type="dxa"/>
-              <w:left w:w="85" w:type="dxa"/>
               <w:right w:w="85" w:type="dxa"/>
             </w:tcMar>
           </w:tcPr>
@@ -1879,15 +1879,15 @@
             <w:tcW w:type="dxa" w:w="3452"/>
             <w:tcBorders>
               <w:top w:val="single" w:sz="4" w:color="D9D9D9"/>
+              <w:left w:val="single" w:sz="4" w:color="D9D9D9"/>
               <w:bottom w:val="single" w:sz="4" w:color="D9D9D9"/>
-              <w:left w:val="single" w:sz="4" w:color="D9D9D9"/>
               <w:right w:val="single" w:sz="4" w:color="D9D9D9"/>
             </w:tcBorders>
             <w:shd w:fill="FFFFFF"/>
             <w:tcMar>
               <w:top w:w="85" w:type="dxa"/>
+              <w:left w:w="85" w:type="dxa"/>
               <w:bottom w:w="85" w:type="dxa"/>
-              <w:left w:w="85" w:type="dxa"/>
               <w:right w:w="85" w:type="dxa"/>
             </w:tcMar>
           </w:tcPr>
@@ -1912,15 +1912,15 @@
             <w:tcW w:type="dxa" w:w="4264"/>
             <w:tcBorders>
               <w:top w:val="single" w:sz="4" w:color="D9D9D9"/>
+              <w:left w:val="single" w:sz="4" w:color="D9D9D9"/>
               <w:bottom w:val="single" w:sz="4" w:color="D9D9D9"/>
-              <w:left w:val="single" w:sz="4" w:color="D9D9D9"/>
               <w:right w:val="single" w:sz="4" w:color="D9D9D9"/>
             </w:tcBorders>
             <w:shd w:fill="F1F5F7"/>
             <w:tcMar>
               <w:top w:w="85" w:type="dxa"/>
+              <w:left w:w="85" w:type="dxa"/>
               <w:bottom w:w="85" w:type="dxa"/>
-              <w:left w:w="85" w:type="dxa"/>
               <w:right w:w="85" w:type="dxa"/>
             </w:tcMar>
           </w:tcPr>
@@ -1943,15 +1943,15 @@
             <w:tcW w:type="dxa" w:w="2436"/>
             <w:tcBorders>
               <w:top w:val="single" w:sz="4" w:color="D9D9D9"/>
+              <w:left w:val="single" w:sz="4" w:color="D9D9D9"/>
               <w:bottom w:val="single" w:sz="4" w:color="D9D9D9"/>
-              <w:left w:val="single" w:sz="4" w:color="D9D9D9"/>
               <w:right w:val="single" w:sz="4" w:color="D9D9D9"/>
             </w:tcBorders>
             <w:shd w:fill="F1F5F7"/>
             <w:tcMar>
               <w:top w:w="85" w:type="dxa"/>
+              <w:left w:w="85" w:type="dxa"/>
               <w:bottom w:w="85" w:type="dxa"/>
-              <w:left w:w="85" w:type="dxa"/>
               <w:right w:w="85" w:type="dxa"/>
             </w:tcMar>
           </w:tcPr>
@@ -1974,15 +1974,15 @@
             <w:tcW w:type="dxa" w:w="3452"/>
             <w:tcBorders>
               <w:top w:val="single" w:sz="4" w:color="D9D9D9"/>
+              <w:left w:val="single" w:sz="4" w:color="D9D9D9"/>
               <w:bottom w:val="single" w:sz="4" w:color="D9D9D9"/>
-              <w:left w:val="single" w:sz="4" w:color="D9D9D9"/>
               <w:right w:val="single" w:sz="4" w:color="D9D9D9"/>
             </w:tcBorders>
             <w:shd w:fill="F1F5F7"/>
             <w:tcMar>
               <w:top w:w="85" w:type="dxa"/>
+              <w:left w:w="85" w:type="dxa"/>
               <w:bottom w:w="85" w:type="dxa"/>
-              <w:left w:w="85" w:type="dxa"/>
               <w:right w:w="85" w:type="dxa"/>
             </w:tcMar>
           </w:tcPr>
@@ -2052,15 +2052,15 @@
             <w:tcW w:type="dxa" w:w="5076"/>
             <w:tcBorders>
               <w:top w:val="single" w:sz="4" w:color="D9D9D9"/>
+              <w:left w:val="single" w:sz="4" w:color="D9D9D9"/>
               <w:bottom w:val="single" w:sz="4" w:color="D9D9D9"/>
-              <w:left w:val="single" w:sz="4" w:color="D9D9D9"/>
               <w:right w:val="single" w:sz="4" w:color="D9D9D9"/>
             </w:tcBorders>
             <w:shd w:fill="142D40"/>
             <w:tcMar>
               <w:top w:w="85" w:type="dxa"/>
+              <w:left w:w="85" w:type="dxa"/>
               <w:bottom w:w="85" w:type="dxa"/>
-              <w:left w:w="85" w:type="dxa"/>
               <w:right w:w="85" w:type="dxa"/>
             </w:tcMar>
           </w:tcPr>
@@ -2083,15 +2083,15 @@
             <w:tcW w:type="dxa" w:w="2538"/>
             <w:tcBorders>
               <w:top w:val="single" w:sz="4" w:color="D9D9D9"/>
+              <w:left w:val="single" w:sz="4" w:color="D9D9D9"/>
               <w:bottom w:val="single" w:sz="4" w:color="D9D9D9"/>
-              <w:left w:val="single" w:sz="4" w:color="D9D9D9"/>
               <w:right w:val="single" w:sz="4" w:color="D9D9D9"/>
             </w:tcBorders>
             <w:shd w:fill="142D40"/>
             <w:tcMar>
               <w:top w:w="85" w:type="dxa"/>
+              <w:left w:w="85" w:type="dxa"/>
               <w:bottom w:w="85" w:type="dxa"/>
-              <w:left w:w="85" w:type="dxa"/>
               <w:right w:w="85" w:type="dxa"/>
             </w:tcMar>
           </w:tcPr>
@@ -2114,15 +2114,15 @@
             <w:tcW w:type="dxa" w:w="2538"/>
             <w:tcBorders>
               <w:top w:val="single" w:sz="4" w:color="D9D9D9"/>
+              <w:left w:val="single" w:sz="4" w:color="D9D9D9"/>
               <w:bottom w:val="single" w:sz="4" w:color="D9D9D9"/>
-              <w:left w:val="single" w:sz="4" w:color="D9D9D9"/>
               <w:right w:val="single" w:sz="4" w:color="D9D9D9"/>
             </w:tcBorders>
             <w:shd w:fill="142D40"/>
             <w:tcMar>
               <w:top w:w="85" w:type="dxa"/>
+              <w:left w:w="85" w:type="dxa"/>
               <w:bottom w:w="85" w:type="dxa"/>
-              <w:left w:w="85" w:type="dxa"/>
               <w:right w:w="85" w:type="dxa"/>
             </w:tcMar>
           </w:tcPr>
@@ -2147,15 +2147,15 @@
             <w:tcW w:type="dxa" w:w="5076"/>
             <w:tcBorders>
               <w:top w:val="single" w:sz="4" w:color="D9D9D9"/>
+              <w:left w:val="single" w:sz="4" w:color="D9D9D9"/>
               <w:bottom w:val="single" w:sz="4" w:color="D9D9D9"/>
-              <w:left w:val="single" w:sz="4" w:color="D9D9D9"/>
               <w:right w:val="single" w:sz="4" w:color="D9D9D9"/>
             </w:tcBorders>
             <w:shd w:fill="FFFFFF"/>
             <w:tcMar>
               <w:top w:w="85" w:type="dxa"/>
+              <w:left w:w="85" w:type="dxa"/>
               <w:bottom w:w="85" w:type="dxa"/>
-              <w:left w:w="85" w:type="dxa"/>
               <w:right w:w="85" w:type="dxa"/>
             </w:tcMar>
           </w:tcPr>
@@ -2178,15 +2178,15 @@
             <w:tcW w:type="dxa" w:w="2538"/>
             <w:tcBorders>
               <w:top w:val="single" w:sz="4" w:color="D9D9D9"/>
+              <w:left w:val="single" w:sz="4" w:color="D9D9D9"/>
               <w:bottom w:val="single" w:sz="4" w:color="D9D9D9"/>
-              <w:left w:val="single" w:sz="4" w:color="D9D9D9"/>
               <w:right w:val="single" w:sz="4" w:color="D9D9D9"/>
             </w:tcBorders>
             <w:shd w:fill="FFFFFF"/>
             <w:tcMar>
               <w:top w:w="85" w:type="dxa"/>
+              <w:left w:w="85" w:type="dxa"/>
               <w:bottom w:w="85" w:type="dxa"/>
-              <w:left w:w="85" w:type="dxa"/>
               <w:right w:w="85" w:type="dxa"/>
             </w:tcMar>
           </w:tcPr>
@@ -2209,15 +2209,15 @@
             <w:tcW w:type="dxa" w:w="2538"/>
             <w:tcBorders>
               <w:top w:val="single" w:sz="4" w:color="D9D9D9"/>
+              <w:left w:val="single" w:sz="4" w:color="D9D9D9"/>
               <w:bottom w:val="single" w:sz="4" w:color="D9D9D9"/>
-              <w:left w:val="single" w:sz="4" w:color="D9D9D9"/>
               <w:right w:val="single" w:sz="4" w:color="D9D9D9"/>
             </w:tcBorders>
             <w:shd w:fill="FFFFFF"/>
             <w:tcMar>
               <w:top w:w="85" w:type="dxa"/>
+              <w:left w:w="85" w:type="dxa"/>
               <w:bottom w:w="85" w:type="dxa"/>
-              <w:left w:w="85" w:type="dxa"/>
               <w:right w:w="85" w:type="dxa"/>
             </w:tcMar>
           </w:tcPr>
@@ -2242,15 +2242,15 @@
             <w:tcW w:type="dxa" w:w="5076"/>
             <w:tcBorders>
               <w:top w:val="single" w:sz="4" w:color="D9D9D9"/>
+              <w:left w:val="single" w:sz="4" w:color="D9D9D9"/>
               <w:bottom w:val="single" w:sz="4" w:color="D9D9D9"/>
-              <w:left w:val="single" w:sz="4" w:color="D9D9D9"/>
               <w:right w:val="single" w:sz="4" w:color="D9D9D9"/>
             </w:tcBorders>
             <w:shd w:fill="F1F5F7"/>
             <w:tcMar>
               <w:top w:w="85" w:type="dxa"/>
+              <w:left w:w="85" w:type="dxa"/>
               <w:bottom w:w="85" w:type="dxa"/>
-              <w:left w:w="85" w:type="dxa"/>
               <w:right w:w="85" w:type="dxa"/>
             </w:tcMar>
           </w:tcPr>
@@ -2273,15 +2273,15 @@
             <w:tcW w:type="dxa" w:w="2538"/>
             <w:tcBorders>
               <w:top w:val="single" w:sz="4" w:color="D9D9D9"/>
+              <w:left w:val="single" w:sz="4" w:color="D9D9D9"/>
               <w:bottom w:val="single" w:sz="4" w:color="D9D9D9"/>
-              <w:left w:val="single" w:sz="4" w:color="D9D9D9"/>
               <w:right w:val="single" w:sz="4" w:color="D9D9D9"/>
             </w:tcBorders>
             <w:shd w:fill="F1F5F7"/>
             <w:tcMar>
               <w:top w:w="85" w:type="dxa"/>
+              <w:left w:w="85" w:type="dxa"/>
               <w:bottom w:w="85" w:type="dxa"/>
-              <w:left w:w="85" w:type="dxa"/>
               <w:right w:w="85" w:type="dxa"/>
             </w:tcMar>
           </w:tcPr>
@@ -2304,15 +2304,15 @@
             <w:tcW w:type="dxa" w:w="2538"/>
             <w:tcBorders>
               <w:top w:val="single" w:sz="4" w:color="D9D9D9"/>
+              <w:left w:val="single" w:sz="4" w:color="D9D9D9"/>
               <w:bottom w:val="single" w:sz="4" w:color="D9D9D9"/>
-              <w:left w:val="single" w:sz="4" w:color="D9D9D9"/>
               <w:right w:val="single" w:sz="4" w:color="D9D9D9"/>
             </w:tcBorders>
             <w:shd w:fill="F1F5F7"/>
             <w:tcMar>
               <w:top w:w="85" w:type="dxa"/>
+              <w:left w:w="85" w:type="dxa"/>
               <w:bottom w:w="85" w:type="dxa"/>
-              <w:left w:w="85" w:type="dxa"/>
               <w:right w:w="85" w:type="dxa"/>
             </w:tcMar>
           </w:tcPr>
@@ -2337,15 +2337,15 @@
             <w:tcW w:type="dxa" w:w="5076"/>
             <w:tcBorders>
               <w:top w:val="single" w:sz="4" w:color="D9D9D9"/>
+              <w:left w:val="single" w:sz="4" w:color="D9D9D9"/>
               <w:bottom w:val="single" w:sz="4" w:color="D9D9D9"/>
-              <w:left w:val="single" w:sz="4" w:color="D9D9D9"/>
               <w:right w:val="single" w:sz="4" w:color="D9D9D9"/>
             </w:tcBorders>
             <w:shd w:fill="FFFFFF"/>
             <w:tcMar>
               <w:top w:w="85" w:type="dxa"/>
+              <w:left w:w="85" w:type="dxa"/>
               <w:bottom w:w="85" w:type="dxa"/>
-              <w:left w:w="85" w:type="dxa"/>
               <w:right w:w="85" w:type="dxa"/>
             </w:tcMar>
           </w:tcPr>
@@ -2368,15 +2368,15 @@
             <w:tcW w:type="dxa" w:w="2538"/>
             <w:tcBorders>
               <w:top w:val="single" w:sz="4" w:color="D9D9D9"/>
+              <w:left w:val="single" w:sz="4" w:color="D9D9D9"/>
               <w:bottom w:val="single" w:sz="4" w:color="D9D9D9"/>
-              <w:left w:val="single" w:sz="4" w:color="D9D9D9"/>
               <w:right w:val="single" w:sz="4" w:color="D9D9D9"/>
             </w:tcBorders>
             <w:shd w:fill="FFFFFF"/>
             <w:tcMar>
               <w:top w:w="85" w:type="dxa"/>
+              <w:left w:w="85" w:type="dxa"/>
               <w:bottom w:w="85" w:type="dxa"/>
-              <w:left w:w="85" w:type="dxa"/>
               <w:right w:w="85" w:type="dxa"/>
             </w:tcMar>
           </w:tcPr>
@@ -2399,15 +2399,15 @@
             <w:tcW w:type="dxa" w:w="2538"/>
             <w:tcBorders>
               <w:top w:val="single" w:sz="4" w:color="D9D9D9"/>
+              <w:left w:val="single" w:sz="4" w:color="D9D9D9"/>
               <w:bottom w:val="single" w:sz="4" w:color="D9D9D9"/>
-              <w:left w:val="single" w:sz="4" w:color="D9D9D9"/>
               <w:right w:val="single" w:sz="4" w:color="D9D9D9"/>
             </w:tcBorders>
             <w:shd w:fill="FFFFFF"/>
             <w:tcMar>
               <w:top w:w="85" w:type="dxa"/>
+              <w:left w:w="85" w:type="dxa"/>
               <w:bottom w:w="85" w:type="dxa"/>
-              <w:left w:w="85" w:type="dxa"/>
               <w:right w:w="85" w:type="dxa"/>
             </w:tcMar>
           </w:tcPr>
@@ -2432,15 +2432,15 @@
             <w:tcW w:type="dxa" w:w="5076"/>
             <w:tcBorders>
               <w:top w:val="single" w:sz="4" w:color="D9D9D9"/>
+              <w:left w:val="single" w:sz="4" w:color="D9D9D9"/>
               <w:bottom w:val="single" w:sz="4" w:color="D9D9D9"/>
-              <w:left w:val="single" w:sz="4" w:color="D9D9D9"/>
               <w:right w:val="single" w:sz="4" w:color="D9D9D9"/>
             </w:tcBorders>
             <w:shd w:fill="F1F5F7"/>
             <w:tcMar>
               <w:top w:w="85" w:type="dxa"/>
+              <w:left w:w="85" w:type="dxa"/>
               <w:bottom w:w="85" w:type="dxa"/>
-              <w:left w:w="85" w:type="dxa"/>
               <w:right w:w="85" w:type="dxa"/>
             </w:tcMar>
           </w:tcPr>
@@ -2463,15 +2463,15 @@
             <w:tcW w:type="dxa" w:w="2538"/>
             <w:tcBorders>
               <w:top w:val="single" w:sz="4" w:color="D9D9D9"/>
+              <w:left w:val="single" w:sz="4" w:color="D9D9D9"/>
               <w:bottom w:val="single" w:sz="4" w:color="D9D9D9"/>
-              <w:left w:val="single" w:sz="4" w:color="D9D9D9"/>
               <w:right w:val="single" w:sz="4" w:color="D9D9D9"/>
             </w:tcBorders>
             <w:shd w:fill="F1F5F7"/>
             <w:tcMar>
               <w:top w:w="85" w:type="dxa"/>
+              <w:left w:w="85" w:type="dxa"/>
               <w:bottom w:w="85" w:type="dxa"/>
-              <w:left w:w="85" w:type="dxa"/>
               <w:right w:w="85" w:type="dxa"/>
             </w:tcMar>
           </w:tcPr>
@@ -2494,15 +2494,15 @@
             <w:tcW w:type="dxa" w:w="2538"/>
             <w:tcBorders>
               <w:top w:val="single" w:sz="4" w:color="D9D9D9"/>
+              <w:left w:val="single" w:sz="4" w:color="D9D9D9"/>
               <w:bottom w:val="single" w:sz="4" w:color="D9D9D9"/>
-              <w:left w:val="single" w:sz="4" w:color="D9D9D9"/>
               <w:right w:val="single" w:sz="4" w:color="D9D9D9"/>
             </w:tcBorders>
             <w:shd w:fill="F1F5F7"/>
             <w:tcMar>
               <w:top w:w="85" w:type="dxa"/>
+              <w:left w:w="85" w:type="dxa"/>
               <w:bottom w:w="85" w:type="dxa"/>
-              <w:left w:w="85" w:type="dxa"/>
               <w:right w:w="85" w:type="dxa"/>
             </w:tcMar>
           </w:tcPr>
@@ -2527,15 +2527,15 @@
             <w:tcW w:type="dxa" w:w="5076"/>
             <w:tcBorders>
               <w:top w:val="single" w:sz="4" w:color="D9D9D9"/>
+              <w:left w:val="single" w:sz="4" w:color="D9D9D9"/>
               <w:bottom w:val="single" w:sz="4" w:color="D9D9D9"/>
-              <w:left w:val="single" w:sz="4" w:color="D9D9D9"/>
               <w:right w:val="single" w:sz="4" w:color="D9D9D9"/>
             </w:tcBorders>
             <w:shd w:fill="FFFFFF"/>
             <w:tcMar>
               <w:top w:w="85" w:type="dxa"/>
+              <w:left w:w="85" w:type="dxa"/>
               <w:bottom w:w="85" w:type="dxa"/>
-              <w:left w:w="85" w:type="dxa"/>
               <w:right w:w="85" w:type="dxa"/>
             </w:tcMar>
           </w:tcPr>
@@ -2558,15 +2558,15 @@
             <w:tcW w:type="dxa" w:w="2538"/>
             <w:tcBorders>
               <w:top w:val="single" w:sz="4" w:color="D9D9D9"/>
+              <w:left w:val="single" w:sz="4" w:color="D9D9D9"/>
               <w:bottom w:val="single" w:sz="4" w:color="D9D9D9"/>
-              <w:left w:val="single" w:sz="4" w:color="D9D9D9"/>
               <w:right w:val="single" w:sz="4" w:color="D9D9D9"/>
             </w:tcBorders>
             <w:shd w:fill="FFFFFF"/>
             <w:tcMar>
               <w:top w:w="85" w:type="dxa"/>
+              <w:left w:w="85" w:type="dxa"/>
               <w:bottom w:w="85" w:type="dxa"/>
-              <w:left w:w="85" w:type="dxa"/>
               <w:right w:w="85" w:type="dxa"/>
             </w:tcMar>
           </w:tcPr>
@@ -2589,15 +2589,15 @@
             <w:tcW w:type="dxa" w:w="2538"/>
             <w:tcBorders>
               <w:top w:val="single" w:sz="4" w:color="D9D9D9"/>
+              <w:left w:val="single" w:sz="4" w:color="D9D9D9"/>
               <w:bottom w:val="single" w:sz="4" w:color="D9D9D9"/>
-              <w:left w:val="single" w:sz="4" w:color="D9D9D9"/>
               <w:right w:val="single" w:sz="4" w:color="D9D9D9"/>
             </w:tcBorders>
             <w:shd w:fill="FFFFFF"/>
             <w:tcMar>
               <w:top w:w="85" w:type="dxa"/>
+              <w:left w:w="85" w:type="dxa"/>
               <w:bottom w:w="85" w:type="dxa"/>
-              <w:left w:w="85" w:type="dxa"/>
               <w:right w:w="85" w:type="dxa"/>
             </w:tcMar>
           </w:tcPr>
@@ -2622,15 +2622,15 @@
             <w:tcW w:type="dxa" w:w="5076"/>
             <w:tcBorders>
               <w:top w:val="single" w:sz="4" w:color="D9D9D9"/>
+              <w:left w:val="single" w:sz="4" w:color="D9D9D9"/>
               <w:bottom w:val="single" w:sz="4" w:color="D9D9D9"/>
-              <w:left w:val="single" w:sz="4" w:color="D9D9D9"/>
               <w:right w:val="single" w:sz="4" w:color="D9D9D9"/>
             </w:tcBorders>
             <w:shd w:fill="F1F5F7"/>
             <w:tcMar>
               <w:top w:w="85" w:type="dxa"/>
+              <w:left w:w="85" w:type="dxa"/>
               <w:bottom w:w="85" w:type="dxa"/>
-              <w:left w:w="85" w:type="dxa"/>
               <w:right w:w="85" w:type="dxa"/>
             </w:tcMar>
           </w:tcPr>
@@ -2653,15 +2653,15 @@
             <w:tcW w:type="dxa" w:w="2538"/>
             <w:tcBorders>
               <w:top w:val="single" w:sz="4" w:color="D9D9D9"/>
+              <w:left w:val="single" w:sz="4" w:color="D9D9D9"/>
               <w:bottom w:val="single" w:sz="4" w:color="D9D9D9"/>
-              <w:left w:val="single" w:sz="4" w:color="D9D9D9"/>
               <w:right w:val="single" w:sz="4" w:color="D9D9D9"/>
             </w:tcBorders>
             <w:shd w:fill="F1F5F7"/>
             <w:tcMar>
               <w:top w:w="85" w:type="dxa"/>
+              <w:left w:w="85" w:type="dxa"/>
               <w:bottom w:w="85" w:type="dxa"/>
-              <w:left w:w="85" w:type="dxa"/>
               <w:right w:w="85" w:type="dxa"/>
             </w:tcMar>
           </w:tcPr>
@@ -2684,15 +2684,15 @@
             <w:tcW w:type="dxa" w:w="2538"/>
             <w:tcBorders>
               <w:top w:val="single" w:sz="4" w:color="D9D9D9"/>
+              <w:left w:val="single" w:sz="4" w:color="D9D9D9"/>
               <w:bottom w:val="single" w:sz="4" w:color="D9D9D9"/>
-              <w:left w:val="single" w:sz="4" w:color="D9D9D9"/>
               <w:right w:val="single" w:sz="4" w:color="D9D9D9"/>
             </w:tcBorders>
             <w:shd w:fill="F1F5F7"/>
             <w:tcMar>
               <w:top w:w="85" w:type="dxa"/>
+              <w:left w:w="85" w:type="dxa"/>
               <w:bottom w:w="85" w:type="dxa"/>
-              <w:left w:w="85" w:type="dxa"/>
               <w:right w:w="85" w:type="dxa"/>
             </w:tcMar>
           </w:tcPr>
@@ -2717,15 +2717,15 @@
             <w:tcW w:type="dxa" w:w="5076"/>
             <w:tcBorders>
               <w:top w:val="single" w:sz="4" w:color="D9D9D9"/>
+              <w:left w:val="single" w:sz="4" w:color="D9D9D9"/>
               <w:bottom w:val="single" w:sz="4" w:color="D9D9D9"/>
-              <w:left w:val="single" w:sz="4" w:color="D9D9D9"/>
               <w:right w:val="single" w:sz="4" w:color="D9D9D9"/>
             </w:tcBorders>
             <w:shd w:fill="FFFFFF"/>
             <w:tcMar>
               <w:top w:w="85" w:type="dxa"/>
+              <w:left w:w="85" w:type="dxa"/>
               <w:bottom w:w="85" w:type="dxa"/>
-              <w:left w:w="85" w:type="dxa"/>
               <w:right w:w="85" w:type="dxa"/>
             </w:tcMar>
           </w:tcPr>
@@ -2748,15 +2748,15 @@
             <w:tcW w:type="dxa" w:w="2538"/>
             <w:tcBorders>
               <w:top w:val="single" w:sz="4" w:color="D9D9D9"/>
+              <w:left w:val="single" w:sz="4" w:color="D9D9D9"/>
               <w:bottom w:val="single" w:sz="4" w:color="D9D9D9"/>
-              <w:left w:val="single" w:sz="4" w:color="D9D9D9"/>
               <w:right w:val="single" w:sz="4" w:color="D9D9D9"/>
             </w:tcBorders>
             <w:shd w:fill="FFFFFF"/>
             <w:tcMar>
               <w:top w:w="85" w:type="dxa"/>
+              <w:left w:w="85" w:type="dxa"/>
               <w:bottom w:w="85" w:type="dxa"/>
-              <w:left w:w="85" w:type="dxa"/>
               <w:right w:w="85" w:type="dxa"/>
             </w:tcMar>
           </w:tcPr>
@@ -2779,15 +2779,15 @@
             <w:tcW w:type="dxa" w:w="2538"/>
             <w:tcBorders>
               <w:top w:val="single" w:sz="4" w:color="D9D9D9"/>
+              <w:left w:val="single" w:sz="4" w:color="D9D9D9"/>
               <w:bottom w:val="single" w:sz="4" w:color="D9D9D9"/>
-              <w:left w:val="single" w:sz="4" w:color="D9D9D9"/>
               <w:right w:val="single" w:sz="4" w:color="D9D9D9"/>
             </w:tcBorders>
             <w:shd w:fill="FFFFFF"/>
             <w:tcMar>
               <w:top w:w="85" w:type="dxa"/>
+              <w:left w:w="85" w:type="dxa"/>
               <w:bottom w:w="85" w:type="dxa"/>
-              <w:left w:w="85" w:type="dxa"/>
               <w:right w:w="85" w:type="dxa"/>
             </w:tcMar>
           </w:tcPr>
@@ -2812,15 +2812,15 @@
             <w:tcW w:type="dxa" w:w="5076"/>
             <w:tcBorders>
               <w:top w:val="single" w:sz="4" w:color="D9D9D9"/>
+              <w:left w:val="single" w:sz="4" w:color="D9D9D9"/>
               <w:bottom w:val="single" w:sz="4" w:color="D9D9D9"/>
-              <w:left w:val="single" w:sz="4" w:color="D9D9D9"/>
               <w:right w:val="single" w:sz="4" w:color="D9D9D9"/>
             </w:tcBorders>
             <w:shd w:fill="F1F5F7"/>
             <w:tcMar>
               <w:top w:w="85" w:type="dxa"/>
+              <w:left w:w="85" w:type="dxa"/>
               <w:bottom w:w="85" w:type="dxa"/>
-              <w:left w:w="85" w:type="dxa"/>
               <w:right w:w="85" w:type="dxa"/>
             </w:tcMar>
           </w:tcPr>
@@ -2843,15 +2843,15 @@
             <w:tcW w:type="dxa" w:w="2538"/>
             <w:tcBorders>
               <w:top w:val="single" w:sz="4" w:color="D9D9D9"/>
+              <w:left w:val="single" w:sz="4" w:color="D9D9D9"/>
               <w:bottom w:val="single" w:sz="4" w:color="D9D9D9"/>
-              <w:left w:val="single" w:sz="4" w:color="D9D9D9"/>
               <w:right w:val="single" w:sz="4" w:color="D9D9D9"/>
             </w:tcBorders>
             <w:shd w:fill="F1F5F7"/>
             <w:tcMar>
               <w:top w:w="85" w:type="dxa"/>
+              <w:left w:w="85" w:type="dxa"/>
               <w:bottom w:w="85" w:type="dxa"/>
-              <w:left w:w="85" w:type="dxa"/>
               <w:right w:w="85" w:type="dxa"/>
             </w:tcMar>
           </w:tcPr>
@@ -2874,15 +2874,15 @@
             <w:tcW w:type="dxa" w:w="2538"/>
             <w:tcBorders>
               <w:top w:val="single" w:sz="4" w:color="D9D9D9"/>
+              <w:left w:val="single" w:sz="4" w:color="D9D9D9"/>
               <w:bottom w:val="single" w:sz="4" w:color="D9D9D9"/>
-              <w:left w:val="single" w:sz="4" w:color="D9D9D9"/>
               <w:right w:val="single" w:sz="4" w:color="D9D9D9"/>
             </w:tcBorders>
             <w:shd w:fill="F1F5F7"/>
             <w:tcMar>
               <w:top w:w="85" w:type="dxa"/>
+              <w:left w:w="85" w:type="dxa"/>
               <w:bottom w:w="85" w:type="dxa"/>
-              <w:left w:w="85" w:type="dxa"/>
               <w:right w:w="85" w:type="dxa"/>
             </w:tcMar>
           </w:tcPr>
@@ -2907,15 +2907,15 @@
             <w:tcW w:type="dxa" w:w="5076"/>
             <w:tcBorders>
               <w:top w:val="single" w:sz="4" w:color="D9D9D9"/>
+              <w:left w:val="single" w:sz="4" w:color="D9D9D9"/>
               <w:bottom w:val="single" w:sz="4" w:color="D9D9D9"/>
-              <w:left w:val="single" w:sz="4" w:color="D9D9D9"/>
               <w:right w:val="single" w:sz="4" w:color="D9D9D9"/>
             </w:tcBorders>
             <w:shd w:fill="FFFFFF"/>
             <w:tcMar>
               <w:top w:w="85" w:type="dxa"/>
+              <w:left w:w="85" w:type="dxa"/>
               <w:bottom w:w="85" w:type="dxa"/>
-              <w:left w:w="85" w:type="dxa"/>
               <w:right w:w="85" w:type="dxa"/>
             </w:tcMar>
           </w:tcPr>
@@ -2938,15 +2938,15 @@
             <w:tcW w:type="dxa" w:w="2538"/>
             <w:tcBorders>
               <w:top w:val="single" w:sz="4" w:color="D9D9D9"/>
+              <w:left w:val="single" w:sz="4" w:color="D9D9D9"/>
               <w:bottom w:val="single" w:sz="4" w:color="D9D9D9"/>
-              <w:left w:val="single" w:sz="4" w:color="D9D9D9"/>
               <w:right w:val="single" w:sz="4" w:color="D9D9D9"/>
             </w:tcBorders>
             <w:shd w:fill="FFFFFF"/>
             <w:tcMar>
               <w:top w:w="85" w:type="dxa"/>
+              <w:left w:w="85" w:type="dxa"/>
               <w:bottom w:w="85" w:type="dxa"/>
-              <w:left w:w="85" w:type="dxa"/>
               <w:right w:w="85" w:type="dxa"/>
             </w:tcMar>
           </w:tcPr>
@@ -2969,15 +2969,15 @@
             <w:tcW w:type="dxa" w:w="2538"/>
             <w:tcBorders>
               <w:top w:val="single" w:sz="4" w:color="D9D9D9"/>
+              <w:left w:val="single" w:sz="4" w:color="D9D9D9"/>
               <w:bottom w:val="single" w:sz="4" w:color="D9D9D9"/>
-              <w:left w:val="single" w:sz="4" w:color="D9D9D9"/>
               <w:right w:val="single" w:sz="4" w:color="D9D9D9"/>
             </w:tcBorders>
             <w:shd w:fill="FFFFFF"/>
             <w:tcMar>
               <w:top w:w="85" w:type="dxa"/>
+              <w:left w:w="85" w:type="dxa"/>
               <w:bottom w:w="85" w:type="dxa"/>
-              <w:left w:w="85" w:type="dxa"/>
               <w:right w:w="85" w:type="dxa"/>
             </w:tcMar>
           </w:tcPr>
@@ -3002,15 +3002,15 @@
             <w:tcW w:type="dxa" w:w="5076"/>
             <w:tcBorders>
               <w:top w:val="single" w:sz="4" w:color="D9D9D9"/>
+              <w:left w:val="single" w:sz="4" w:color="D9D9D9"/>
               <w:bottom w:val="single" w:sz="4" w:color="D9D9D9"/>
-              <w:left w:val="single" w:sz="4" w:color="D9D9D9"/>
               <w:right w:val="single" w:sz="4" w:color="D9D9D9"/>
             </w:tcBorders>
             <w:shd w:fill="F1F5F7"/>
             <w:tcMar>
               <w:top w:w="85" w:type="dxa"/>
+              <w:left w:w="85" w:type="dxa"/>
               <w:bottom w:w="85" w:type="dxa"/>
-              <w:left w:w="85" w:type="dxa"/>
               <w:right w:w="85" w:type="dxa"/>
             </w:tcMar>
           </w:tcPr>
@@ -3033,15 +3033,15 @@
             <w:tcW w:type="dxa" w:w="2538"/>
             <w:tcBorders>
               <w:top w:val="single" w:sz="4" w:color="D9D9D9"/>
+              <w:left w:val="single" w:sz="4" w:color="D9D9D9"/>
               <w:bottom w:val="single" w:sz="4" w:color="D9D9D9"/>
-              <w:left w:val="single" w:sz="4" w:color="D9D9D9"/>
               <w:right w:val="single" w:sz="4" w:color="D9D9D9"/>
             </w:tcBorders>
             <w:shd w:fill="F1F5F7"/>
             <w:tcMar>
               <w:top w:w="85" w:type="dxa"/>
+              <w:left w:w="85" w:type="dxa"/>
               <w:bottom w:w="85" w:type="dxa"/>
-              <w:left w:w="85" w:type="dxa"/>
               <w:right w:w="85" w:type="dxa"/>
             </w:tcMar>
           </w:tcPr>
@@ -3064,15 +3064,15 @@
             <w:tcW w:type="dxa" w:w="2538"/>
             <w:tcBorders>
               <w:top w:val="single" w:sz="4" w:color="D9D9D9"/>
+              <w:left w:val="single" w:sz="4" w:color="D9D9D9"/>
               <w:bottom w:val="single" w:sz="4" w:color="D9D9D9"/>
-              <w:left w:val="single" w:sz="4" w:color="D9D9D9"/>
               <w:right w:val="single" w:sz="4" w:color="D9D9D9"/>
             </w:tcBorders>
             <w:shd w:fill="F1F5F7"/>
             <w:tcMar>
               <w:top w:w="85" w:type="dxa"/>
+              <w:left w:w="85" w:type="dxa"/>
               <w:bottom w:w="85" w:type="dxa"/>
-              <w:left w:w="85" w:type="dxa"/>
               <w:right w:w="85" w:type="dxa"/>
             </w:tcMar>
           </w:tcPr>
@@ -3097,15 +3097,15 @@
             <w:tcW w:type="dxa" w:w="5076"/>
             <w:tcBorders>
               <w:top w:val="single" w:sz="4" w:color="D9D9D9"/>
+              <w:left w:val="single" w:sz="4" w:color="D9D9D9"/>
               <w:bottom w:val="single" w:sz="4" w:color="D9D9D9"/>
-              <w:left w:val="single" w:sz="4" w:color="D9D9D9"/>
               <w:right w:val="single" w:sz="4" w:color="D9D9D9"/>
             </w:tcBorders>
             <w:shd w:fill="FFFFFF"/>
             <w:tcMar>
               <w:top w:w="85" w:type="dxa"/>
+              <w:left w:w="85" w:type="dxa"/>
               <w:bottom w:w="85" w:type="dxa"/>
-              <w:left w:w="85" w:type="dxa"/>
               <w:right w:w="85" w:type="dxa"/>
             </w:tcMar>
           </w:tcPr>
@@ -3128,15 +3128,15 @@
             <w:tcW w:type="dxa" w:w="2538"/>
             <w:tcBorders>
               <w:top w:val="single" w:sz="4" w:color="D9D9D9"/>
+              <w:left w:val="single" w:sz="4" w:color="D9D9D9"/>
               <w:bottom w:val="single" w:sz="4" w:color="D9D9D9"/>
-              <w:left w:val="single" w:sz="4" w:color="D9D9D9"/>
               <w:right w:val="single" w:sz="4" w:color="D9D9D9"/>
             </w:tcBorders>
             <w:shd w:fill="FFFFFF"/>
             <w:tcMar>
               <w:top w:w="85" w:type="dxa"/>
+              <w:left w:w="85" w:type="dxa"/>
               <w:bottom w:w="85" w:type="dxa"/>
-              <w:left w:w="85" w:type="dxa"/>
               <w:right w:w="85" w:type="dxa"/>
             </w:tcMar>
           </w:tcPr>
@@ -3159,15 +3159,15 @@
             <w:tcW w:type="dxa" w:w="2538"/>
             <w:tcBorders>
               <w:top w:val="single" w:sz="4" w:color="D9D9D9"/>
+              <w:left w:val="single" w:sz="4" w:color="D9D9D9"/>
               <w:bottom w:val="single" w:sz="4" w:color="D9D9D9"/>
-              <w:left w:val="single" w:sz="4" w:color="D9D9D9"/>
               <w:right w:val="single" w:sz="4" w:color="D9D9D9"/>
             </w:tcBorders>
             <w:shd w:fill="FFFFFF"/>
             <w:tcMar>
               <w:top w:w="85" w:type="dxa"/>
+              <w:left w:w="85" w:type="dxa"/>
               <w:bottom w:w="85" w:type="dxa"/>
-              <w:left w:w="85" w:type="dxa"/>
               <w:right w:w="85" w:type="dxa"/>
             </w:tcMar>
           </w:tcPr>
@@ -3192,15 +3192,15 @@
             <w:tcW w:type="dxa" w:w="5076"/>
             <w:tcBorders>
               <w:top w:val="single" w:sz="4" w:color="D9D9D9"/>
+              <w:left w:val="single" w:sz="4" w:color="D9D9D9"/>
               <w:bottom w:val="single" w:sz="4" w:color="D9D9D9"/>
-              <w:left w:val="single" w:sz="4" w:color="D9D9D9"/>
               <w:right w:val="single" w:sz="4" w:color="D9D9D9"/>
             </w:tcBorders>
             <w:shd w:fill="F1F5F7"/>
             <w:tcMar>
               <w:top w:w="85" w:type="dxa"/>
+              <w:left w:w="85" w:type="dxa"/>
               <w:bottom w:w="85" w:type="dxa"/>
-              <w:left w:w="85" w:type="dxa"/>
               <w:right w:w="85" w:type="dxa"/>
             </w:tcMar>
           </w:tcPr>
@@ -3223,15 +3223,15 @@
             <w:tcW w:type="dxa" w:w="2538"/>
             <w:tcBorders>
               <w:top w:val="single" w:sz="4" w:color="D9D9D9"/>
+              <w:left w:val="single" w:sz="4" w:color="D9D9D9"/>
               <w:bottom w:val="single" w:sz="4" w:color="D9D9D9"/>
-              <w:left w:val="single" w:sz="4" w:color="D9D9D9"/>
               <w:right w:val="single" w:sz="4" w:color="D9D9D9"/>
             </w:tcBorders>
             <w:shd w:fill="F1F5F7"/>
             <w:tcMar>
               <w:top w:w="85" w:type="dxa"/>
+              <w:left w:w="85" w:type="dxa"/>
               <w:bottom w:w="85" w:type="dxa"/>
-              <w:left w:w="85" w:type="dxa"/>
               <w:right w:w="85" w:type="dxa"/>
             </w:tcMar>
           </w:tcPr>
@@ -3254,15 +3254,15 @@
             <w:tcW w:type="dxa" w:w="2538"/>
             <w:tcBorders>
               <w:top w:val="single" w:sz="4" w:color="D9D9D9"/>
+              <w:left w:val="single" w:sz="4" w:color="D9D9D9"/>
               <w:bottom w:val="single" w:sz="4" w:color="D9D9D9"/>
-              <w:left w:val="single" w:sz="4" w:color="D9D9D9"/>
               <w:right w:val="single" w:sz="4" w:color="D9D9D9"/>
             </w:tcBorders>
             <w:shd w:fill="F1F5F7"/>
             <w:tcMar>
               <w:top w:w="85" w:type="dxa"/>
+              <w:left w:w="85" w:type="dxa"/>
               <w:bottom w:w="85" w:type="dxa"/>
-              <w:left w:w="85" w:type="dxa"/>
               <w:right w:w="85" w:type="dxa"/>
             </w:tcMar>
           </w:tcPr>
@@ -3287,15 +3287,15 @@
             <w:tcW w:type="dxa" w:w="5076"/>
             <w:tcBorders>
               <w:top w:val="single" w:sz="4" w:color="D9D9D9"/>
+              <w:left w:val="single" w:sz="4" w:color="D9D9D9"/>
               <w:bottom w:val="single" w:sz="4" w:color="D9D9D9"/>
-              <w:left w:val="single" w:sz="4" w:color="D9D9D9"/>
               <w:right w:val="single" w:sz="4" w:color="D9D9D9"/>
             </w:tcBorders>
             <w:shd w:fill="FFFFFF"/>
             <w:tcMar>
               <w:top w:w="85" w:type="dxa"/>
+              <w:left w:w="85" w:type="dxa"/>
               <w:bottom w:w="85" w:type="dxa"/>
-              <w:left w:w="85" w:type="dxa"/>
               <w:right w:w="85" w:type="dxa"/>
             </w:tcMar>
           </w:tcPr>
@@ -3318,15 +3318,15 @@
             <w:tcW w:type="dxa" w:w="2538"/>
             <w:tcBorders>
               <w:top w:val="single" w:sz="4" w:color="D9D9D9"/>
+              <w:left w:val="single" w:sz="4" w:color="D9D9D9"/>
               <w:bottom w:val="single" w:sz="4" w:color="D9D9D9"/>
-              <w:left w:val="single" w:sz="4" w:color="D9D9D9"/>
               <w:right w:val="single" w:sz="4" w:color="D9D9D9"/>
             </w:tcBorders>
             <w:shd w:fill="FFFFFF"/>
             <w:tcMar>
               <w:top w:w="85" w:type="dxa"/>
+              <w:left w:w="85" w:type="dxa"/>
               <w:bottom w:w="85" w:type="dxa"/>
-              <w:left w:w="85" w:type="dxa"/>
               <w:right w:w="85" w:type="dxa"/>
             </w:tcMar>
           </w:tcPr>
@@ -3349,15 +3349,15 @@
             <w:tcW w:type="dxa" w:w="2538"/>
             <w:tcBorders>
               <w:top w:val="single" w:sz="4" w:color="D9D9D9"/>
+              <w:left w:val="single" w:sz="4" w:color="D9D9D9"/>
               <w:bottom w:val="single" w:sz="4" w:color="D9D9D9"/>
-              <w:left w:val="single" w:sz="4" w:color="D9D9D9"/>
               <w:right w:val="single" w:sz="4" w:color="D9D9D9"/>
             </w:tcBorders>
             <w:shd w:fill="FFFFFF"/>
             <w:tcMar>
               <w:top w:w="85" w:type="dxa"/>
+              <w:left w:w="85" w:type="dxa"/>
               <w:bottom w:w="85" w:type="dxa"/>
-              <w:left w:w="85" w:type="dxa"/>
               <w:right w:w="85" w:type="dxa"/>
             </w:tcMar>
           </w:tcPr>
@@ -3382,15 +3382,15 @@
             <w:tcW w:type="dxa" w:w="5076"/>
             <w:tcBorders>
               <w:top w:val="single" w:sz="4" w:color="D9D9D9"/>
+              <w:left w:val="single" w:sz="4" w:color="D9D9D9"/>
               <w:bottom w:val="single" w:sz="4" w:color="D9D9D9"/>
-              <w:left w:val="single" w:sz="4" w:color="D9D9D9"/>
               <w:right w:val="single" w:sz="4" w:color="D9D9D9"/>
             </w:tcBorders>
             <w:shd w:fill="F1F5F7"/>
             <w:tcMar>
               <w:top w:w="85" w:type="dxa"/>
+              <w:left w:w="85" w:type="dxa"/>
               <w:bottom w:w="85" w:type="dxa"/>
-              <w:left w:w="85" w:type="dxa"/>
               <w:right w:w="85" w:type="dxa"/>
             </w:tcMar>
           </w:tcPr>
@@ -3413,15 +3413,15 @@
             <w:tcW w:type="dxa" w:w="2538"/>
             <w:tcBorders>
               <w:top w:val="single" w:sz="4" w:color="D9D9D9"/>
+              <w:left w:val="single" w:sz="4" w:color="D9D9D9"/>
               <w:bottom w:val="single" w:sz="4" w:color="D9D9D9"/>
-              <w:left w:val="single" w:sz="4" w:color="D9D9D9"/>
               <w:right w:val="single" w:sz="4" w:color="D9D9D9"/>
             </w:tcBorders>
             <w:shd w:fill="F1F5F7"/>
             <w:tcMar>
               <w:top w:w="85" w:type="dxa"/>
+              <w:left w:w="85" w:type="dxa"/>
               <w:bottom w:w="85" w:type="dxa"/>
-              <w:left w:w="85" w:type="dxa"/>
               <w:right w:w="85" w:type="dxa"/>
             </w:tcMar>
           </w:tcPr>
@@ -3444,15 +3444,15 @@
             <w:tcW w:type="dxa" w:w="2538"/>
             <w:tcBorders>
               <w:top w:val="single" w:sz="4" w:color="D9D9D9"/>
+              <w:left w:val="single" w:sz="4" w:color="D9D9D9"/>
               <w:bottom w:val="single" w:sz="4" w:color="D9D9D9"/>
-              <w:left w:val="single" w:sz="4" w:color="D9D9D9"/>
               <w:right w:val="single" w:sz="4" w:color="D9D9D9"/>
             </w:tcBorders>
             <w:shd w:fill="F1F5F7"/>
             <w:tcMar>
               <w:top w:w="85" w:type="dxa"/>
+              <w:left w:w="85" w:type="dxa"/>
               <w:bottom w:w="85" w:type="dxa"/>
-              <w:left w:w="85" w:type="dxa"/>
               <w:right w:w="85" w:type="dxa"/>
             </w:tcMar>
           </w:tcPr>
@@ -3477,15 +3477,15 @@
             <w:tcW w:type="dxa" w:w="5076"/>
             <w:tcBorders>
               <w:top w:val="single" w:sz="4" w:color="D9D9D9"/>
+              <w:left w:val="single" w:sz="4" w:color="D9D9D9"/>
               <w:bottom w:val="single" w:sz="4" w:color="D9D9D9"/>
-              <w:left w:val="single" w:sz="4" w:color="D9D9D9"/>
               <w:right w:val="single" w:sz="4" w:color="D9D9D9"/>
             </w:tcBorders>
             <w:shd w:fill="FFFFFF"/>
             <w:tcMar>
               <w:top w:w="85" w:type="dxa"/>
+              <w:left w:w="85" w:type="dxa"/>
               <w:bottom w:w="85" w:type="dxa"/>
-              <w:left w:w="85" w:type="dxa"/>
               <w:right w:w="85" w:type="dxa"/>
             </w:tcMar>
           </w:tcPr>
@@ -3508,15 +3508,15 @@
             <w:tcW w:type="dxa" w:w="2538"/>
             <w:tcBorders>
               <w:top w:val="single" w:sz="4" w:color="D9D9D9"/>
+              <w:left w:val="single" w:sz="4" w:color="D9D9D9"/>
               <w:bottom w:val="single" w:sz="4" w:color="D9D9D9"/>
-              <w:left w:val="single" w:sz="4" w:color="D9D9D9"/>
               <w:right w:val="single" w:sz="4" w:color="D9D9D9"/>
             </w:tcBorders>
             <w:shd w:fill="FFFFFF"/>
             <w:tcMar>
               <w:top w:w="85" w:type="dxa"/>
+              <w:left w:w="85" w:type="dxa"/>
               <w:bottom w:w="85" w:type="dxa"/>
-              <w:left w:w="85" w:type="dxa"/>
               <w:right w:w="85" w:type="dxa"/>
             </w:tcMar>
           </w:tcPr>
@@ -3539,15 +3539,15 @@
             <w:tcW w:type="dxa" w:w="2538"/>
             <w:tcBorders>
               <w:top w:val="single" w:sz="4" w:color="D9D9D9"/>
+              <w:left w:val="single" w:sz="4" w:color="D9D9D9"/>
               <w:bottom w:val="single" w:sz="4" w:color="D9D9D9"/>
-              <w:left w:val="single" w:sz="4" w:color="D9D9D9"/>
               <w:right w:val="single" w:sz="4" w:color="D9D9D9"/>
             </w:tcBorders>
             <w:shd w:fill="FFFFFF"/>
             <w:tcMar>
               <w:top w:w="85" w:type="dxa"/>
+              <w:left w:w="85" w:type="dxa"/>
               <w:bottom w:w="85" w:type="dxa"/>
-              <w:left w:w="85" w:type="dxa"/>
               <w:right w:w="85" w:type="dxa"/>
             </w:tcMar>
           </w:tcPr>
@@ -3572,15 +3572,15 @@
             <w:tcW w:type="dxa" w:w="5076"/>
             <w:tcBorders>
               <w:top w:val="single" w:sz="4" w:color="D9D9D9"/>
+              <w:left w:val="single" w:sz="4" w:color="D9D9D9"/>
               <w:bottom w:val="single" w:sz="4" w:color="D9D9D9"/>
-              <w:left w:val="single" w:sz="4" w:color="D9D9D9"/>
               <w:right w:val="single" w:sz="4" w:color="D9D9D9"/>
             </w:tcBorders>
             <w:shd w:fill="F1F5F7"/>
             <w:tcMar>
               <w:top w:w="85" w:type="dxa"/>
+              <w:left w:w="85" w:type="dxa"/>
               <w:bottom w:w="85" w:type="dxa"/>
-              <w:left w:w="85" w:type="dxa"/>
               <w:right w:w="85" w:type="dxa"/>
             </w:tcMar>
           </w:tcPr>
@@ -3603,15 +3603,15 @@
             <w:tcW w:type="dxa" w:w="2538"/>
             <w:tcBorders>
               <w:top w:val="single" w:sz="4" w:color="D9D9D9"/>
+              <w:left w:val="single" w:sz="4" w:color="D9D9D9"/>
               <w:bottom w:val="single" w:sz="4" w:color="D9D9D9"/>
-              <w:left w:val="single" w:sz="4" w:color="D9D9D9"/>
               <w:right w:val="single" w:sz="4" w:color="D9D9D9"/>
             </w:tcBorders>
             <w:shd w:fill="F1F5F7"/>
             <w:tcMar>
               <w:top w:w="85" w:type="dxa"/>
+              <w:left w:w="85" w:type="dxa"/>
               <w:bottom w:w="85" w:type="dxa"/>
-              <w:left w:w="85" w:type="dxa"/>
               <w:right w:w="85" w:type="dxa"/>
             </w:tcMar>
           </w:tcPr>
@@ -3634,15 +3634,15 @@
             <w:tcW w:type="dxa" w:w="2538"/>
             <w:tcBorders>
               <w:top w:val="single" w:sz="4" w:color="D9D9D9"/>
+              <w:left w:val="single" w:sz="4" w:color="D9D9D9"/>
               <w:bottom w:val="single" w:sz="4" w:color="D9D9D9"/>
-              <w:left w:val="single" w:sz="4" w:color="D9D9D9"/>
               <w:right w:val="single" w:sz="4" w:color="D9D9D9"/>
             </w:tcBorders>
             <w:shd w:fill="F1F5F7"/>
             <w:tcMar>
               <w:top w:w="85" w:type="dxa"/>
+              <w:left w:w="85" w:type="dxa"/>
               <w:bottom w:w="85" w:type="dxa"/>
-              <w:left w:w="85" w:type="dxa"/>
               <w:right w:w="85" w:type="dxa"/>
             </w:tcMar>
           </w:tcPr>
@@ -3667,15 +3667,15 @@
             <w:tcW w:type="dxa" w:w="5076"/>
             <w:tcBorders>
               <w:top w:val="single" w:sz="4" w:color="D9D9D9"/>
+              <w:left w:val="single" w:sz="4" w:color="D9D9D9"/>
               <w:bottom w:val="single" w:sz="4" w:color="D9D9D9"/>
-              <w:left w:val="single" w:sz="4" w:color="D9D9D9"/>
               <w:right w:val="single" w:sz="4" w:color="D9D9D9"/>
             </w:tcBorders>
             <w:shd w:fill="FFFFFF"/>
             <w:tcMar>
               <w:top w:w="85" w:type="dxa"/>
+              <w:left w:w="85" w:type="dxa"/>
               <w:bottom w:w="85" w:type="dxa"/>
-              <w:left w:w="85" w:type="dxa"/>
               <w:right w:w="85" w:type="dxa"/>
             </w:tcMar>
           </w:tcPr>
@@ -3698,15 +3698,15 @@
             <w:tcW w:type="dxa" w:w="2538"/>
             <w:tcBorders>
               <w:top w:val="single" w:sz="4" w:color="D9D9D9"/>
+              <w:left w:val="single" w:sz="4" w:color="D9D9D9"/>
               <w:bottom w:val="single" w:sz="4" w:color="D9D9D9"/>
-              <w:left w:val="single" w:sz="4" w:color="D9D9D9"/>
               <w:right w:val="single" w:sz="4" w:color="D9D9D9"/>
             </w:tcBorders>
             <w:shd w:fill="FFFFFF"/>
             <w:tcMar>
               <w:top w:w="85" w:type="dxa"/>
+              <w:left w:w="85" w:type="dxa"/>
               <w:bottom w:w="85" w:type="dxa"/>
-              <w:left w:w="85" w:type="dxa"/>
               <w:right w:w="85" w:type="dxa"/>
             </w:tcMar>
           </w:tcPr>
@@ -3729,15 +3729,15 @@
             <w:tcW w:type="dxa" w:w="2538"/>
             <w:tcBorders>
               <w:top w:val="single" w:sz="4" w:color="D9D9D9"/>
+              <w:left w:val="single" w:sz="4" w:color="D9D9D9"/>
               <w:bottom w:val="single" w:sz="4" w:color="D9D9D9"/>
-              <w:left w:val="single" w:sz="4" w:color="D9D9D9"/>
               <w:right w:val="single" w:sz="4" w:color="D9D9D9"/>
             </w:tcBorders>
             <w:shd w:fill="FFFFFF"/>
             <w:tcMar>
               <w:top w:w="85" w:type="dxa"/>
+              <w:left w:w="85" w:type="dxa"/>
               <w:bottom w:w="85" w:type="dxa"/>
-              <w:left w:w="85" w:type="dxa"/>
               <w:right w:w="85" w:type="dxa"/>
             </w:tcMar>
           </w:tcPr>
@@ -3762,15 +3762,15 @@
             <w:tcW w:type="dxa" w:w="5076"/>
             <w:tcBorders>
               <w:top w:val="single" w:sz="4" w:color="D9D9D9"/>
+              <w:left w:val="single" w:sz="4" w:color="D9D9D9"/>
               <w:bottom w:val="single" w:sz="4" w:color="D9D9D9"/>
-              <w:left w:val="single" w:sz="4" w:color="D9D9D9"/>
               <w:right w:val="single" w:sz="4" w:color="D9D9D9"/>
             </w:tcBorders>
             <w:shd w:fill="F1F5F7"/>
             <w:tcMar>
               <w:top w:w="85" w:type="dxa"/>
+              <w:left w:w="85" w:type="dxa"/>
               <w:bottom w:w="85" w:type="dxa"/>
-              <w:left w:w="85" w:type="dxa"/>
               <w:right w:w="85" w:type="dxa"/>
             </w:tcMar>
           </w:tcPr>
@@ -3793,15 +3793,15 @@
             <w:tcW w:type="dxa" w:w="2538"/>
             <w:tcBorders>
               <w:top w:val="single" w:sz="4" w:color="D9D9D9"/>
+              <w:left w:val="single" w:sz="4" w:color="D9D9D9"/>
               <w:bottom w:val="single" w:sz="4" w:color="D9D9D9"/>
-              <w:left w:val="single" w:sz="4" w:color="D9D9D9"/>
               <w:right w:val="single" w:sz="4" w:color="D9D9D9"/>
             </w:tcBorders>
             <w:shd w:fill="F1F5F7"/>
             <w:tcMar>
               <w:top w:w="85" w:type="dxa"/>
+              <w:left w:w="85" w:type="dxa"/>
               <w:bottom w:w="85" w:type="dxa"/>
-              <w:left w:w="85" w:type="dxa"/>
               <w:right w:w="85" w:type="dxa"/>
             </w:tcMar>
           </w:tcPr>
@@ -3824,15 +3824,15 @@
             <w:tcW w:type="dxa" w:w="2538"/>
             <w:tcBorders>
               <w:top w:val="single" w:sz="4" w:color="D9D9D9"/>
+              <w:left w:val="single" w:sz="4" w:color="D9D9D9"/>
               <w:bottom w:val="single" w:sz="4" w:color="D9D9D9"/>
-              <w:left w:val="single" w:sz="4" w:color="D9D9D9"/>
               <w:right w:val="single" w:sz="4" w:color="D9D9D9"/>
             </w:tcBorders>
             <w:shd w:fill="F1F5F7"/>
             <w:tcMar>
               <w:top w:w="85" w:type="dxa"/>
+              <w:left w:w="85" w:type="dxa"/>
               <w:bottom w:w="85" w:type="dxa"/>
-              <w:left w:w="85" w:type="dxa"/>
               <w:right w:w="85" w:type="dxa"/>
             </w:tcMar>
           </w:tcPr>
